--- a/04_Plano_Relatorio_Testes_Safe_Student.docx
+++ b/04_Plano_Relatorio_Testes_Safe_Student.docx
@@ -311,11 +311,26 @@
     </w:p>
     <w:p>
       <w:pPr>
-        <w:spacing w:after="0"/>
+        <w:spacing w:after="0" w:before="0" w:line="240" w:lineRule="auto"/>
         <w:ind w:left="283"/>
+        <w:jc w:val="left"/>
       </w:pPr>
       <w:r>
-        <w:t>1. Estratégia</w:t>
+        <w:rPr>
+          <w:rFonts w:ascii="Times New Roman" w:hAnsi="Times New Roman"/>
+          <w:sz w:val="24"/>
+        </w:rPr>
+        <w:t>1 ESTRATÉGIA  ········  4</w:t>
+        <w:br/>
+        <w:t>2 AMBIENTE  ········  4</w:t>
+        <w:br/>
+        <w:t>3 TESTES AUTOMATIZADOS  ········  4</w:t>
+        <w:br/>
+        <w:t>4 CASOS FUNCIONAIS PARA A BANCA  ········  5</w:t>
+        <w:br/>
+        <w:t>5 RESULTADO E LIMITAÇÕES  ········  5</w:t>
+        <w:br/>
+        <w:t>6 CRITÉRIOS DE ACEITE  ········  5</w:t>
       </w:r>
     </w:p>
     <w:p>

--- a/04_Plano_Relatorio_Testes_Safe_Student.docx
+++ b/04_Plano_Relatorio_Testes_Safe_Student.docx
@@ -2,6 +2,9 @@
 <file path=word/document.xml><?xml version="1.0" encoding="utf-8"?>
 <w:document xmlns:wpc="http://schemas.microsoft.com/office/word/2010/wordprocessingCanvas" xmlns:mo="http://schemas.microsoft.com/office/mac/office/2008/main" xmlns:mc="http://schemas.openxmlformats.org/markup-compatibility/2006" xmlns:mv="urn:schemas-microsoft-com:mac:vml" xmlns:o="urn:schemas-microsoft-com:office:office" xmlns:r="http://schemas.openxmlformats.org/officeDocument/2006/relationships" xmlns:m="http://schemas.openxmlformats.org/officeDocument/2006/math" xmlns:v="urn:schemas-microsoft-com:vml" xmlns:wp14="http://schemas.microsoft.com/office/word/2010/wordprocessingDrawing" xmlns:wp="http://schemas.openxmlformats.org/drawingml/2006/wordprocessingDrawing" xmlns:w10="urn:schemas-microsoft-com:office:word" xmlns:w="http://schemas.openxmlformats.org/wordprocessingml/2006/main" xmlns:w14="http://schemas.microsoft.com/office/word/2010/wordml" xmlns:wpg="http://schemas.microsoft.com/office/word/2010/wordprocessingGroup" xmlns:wpi="http://schemas.microsoft.com/office/word/2010/wordprocessingInk" xmlns:wne="http://schemas.microsoft.com/office/word/2006/wordml" xmlns:wps="http://schemas.microsoft.com/office/word/2010/wordprocessingShape" mc:Ignorable="w14 wp14">
   <w:body>
+    <w:p/>
+    <w:p/>
+    <w:p/>
     <w:p>
       <w:pPr>
         <w:jc w:val="center"/>
@@ -9,36 +12,7 @@
       <w:r>
         <w:rPr>
           <w:b/>
-          <w:sz w:val="24"/>
-        </w:rPr>
-        <w:t>CURSO DE ENGENHARIA DE SOFTWARE</w:t>
-      </w:r>
-    </w:p>
-    <w:p>
-      <w:pPr>
-        <w:jc w:val="center"/>
-      </w:pPr>
-      <w:r>
-        <w:rPr>
-          <w:b/>
-          <w:sz w:val="24"/>
-        </w:rPr>
-        <w:t>PRÁTICAS EXTENSIONISTAS INTEGRADORAS VI</w:t>
-      </w:r>
-    </w:p>
-    <w:p>
-      <w:pPr>
-        <w:jc w:val="center"/>
-      </w:pPr>
-    </w:p>
-    <w:p>
-      <w:pPr>
-        <w:jc w:val="center"/>
-      </w:pPr>
-      <w:r>
-        <w:rPr>
-          <w:b/>
-          <w:sz w:val="40"/>
+          <w:sz w:val="36"/>
         </w:rPr>
         <w:t>SAFE STUDENT</w:t>
       </w:r>
@@ -50,9 +24,9 @@
       <w:r>
         <w:rPr>
           <w:b/>
-          <w:sz w:val="32"/>
+          <w:sz w:val="30"/>
         </w:rPr>
-        <w:t>PLANO E RELATÓRIO DE TESTES</w:t>
+        <w:t>PLANO E RELATÓRIO DE TESTES — V2.0</w:t>
       </w:r>
     </w:p>
     <w:p>
@@ -60,12 +34,38 @@
         <w:jc w:val="center"/>
       </w:pPr>
       <w:r>
-        <w:t>Casos de teste, estratégia de validação e resultados do MVP.</w:t>
+        <w:t>Evidências automatizadas do MVP acadêmico após auditoria sênior</w:t>
       </w:r>
     </w:p>
     <w:p>
       <w:r>
-        <w:br/>
+        <w:br w:type="page"/>
+      </w:r>
+    </w:p>
+    <w:p>
+      <w:pPr>
+        <w:pStyle w:val="Heading1"/>
+      </w:pPr>
+      <w:r>
+        <w:t>1 ESTRATÉGIA</w:t>
+      </w:r>
+    </w:p>
+    <w:p>
+      <w:pPr>
+        <w:spacing w:line="360" w:lineRule="auto"/>
+        <w:ind w:firstLine="709"/>
+        <w:jc w:val="both"/>
+      </w:pPr>
+      <w:r>
+        <w:t>A estratégia V2 verifica domínio, segurança, API HTTP e regressões de privacidade. O objetivo não é aumentar artificialmente a quantidade de casos, e sim demonstrar regras importantes: autenticação, autorização por perfil, sequência de presença, isolamento de dados, exportações autenticadas, validação acadêmica e restauração controlada da demonstração.</w:t>
+      </w:r>
+    </w:p>
+    <w:p>
+      <w:pPr>
+        <w:pStyle w:val="Heading1"/>
+      </w:pPr>
+      <w:r>
+        <w:t>2 AMBIENTE</w:t>
       </w:r>
     </w:p>
     <w:tbl>
@@ -83,347 +83,7 @@
         <w:tc>
           <w:tcPr>
             <w:tcW w:type="dxa" w:w="4702"/>
-            <w:vAlign w:val="center"/>
-          </w:tcPr>
-          <w:p>
-            <w:pPr>
-              <w:spacing w:after="0"/>
-            </w:pPr>
-            <w:r/>
-            <w:r>
-              <w:rPr>
-                <w:b/>
-                <w:sz w:val="20"/>
-              </w:rPr>
-              <w:t>Integrantes</w:t>
-            </w:r>
-          </w:p>
-        </w:tc>
-        <w:tc>
-          <w:tcPr>
-            <w:tcW w:type="dxa" w:w="4702"/>
-            <w:vAlign w:val="center"/>
-          </w:tcPr>
-          <w:p>
-            <w:pPr>
-              <w:spacing w:after="0"/>
-            </w:pPr>
-            <w:r/>
-            <w:r>
-              <w:rPr>
-                <w:b w:val="0"/>
-                <w:sz w:val="20"/>
-              </w:rPr>
-              <w:t>Flavio Gabrig Ferreira - 202323361; Richardson Conceição Ferreira - 202323181</w:t>
-            </w:r>
-          </w:p>
-        </w:tc>
-      </w:tr>
-      <w:tr>
-        <w:tc>
-          <w:tcPr>
-            <w:tcW w:type="dxa" w:w="4702"/>
-            <w:vAlign w:val="center"/>
-          </w:tcPr>
-          <w:p>
-            <w:pPr>
-              <w:spacing w:after="0"/>
-            </w:pPr>
-            <w:r/>
-            <w:r>
-              <w:rPr>
-                <w:b/>
-                <w:sz w:val="20"/>
-              </w:rPr>
-              <w:t>Gerente do projeto</w:t>
-            </w:r>
-          </w:p>
-        </w:tc>
-        <w:tc>
-          <w:tcPr>
-            <w:tcW w:type="dxa" w:w="4702"/>
-            <w:vAlign w:val="center"/>
-          </w:tcPr>
-          <w:p>
-            <w:pPr>
-              <w:spacing w:after="0"/>
-            </w:pPr>
-            <w:r/>
-            <w:r>
-              <w:rPr>
-                <w:b w:val="0"/>
-                <w:sz w:val="20"/>
-              </w:rPr>
-              <w:t>Richardson Conceição Ferreira - 202323181</w:t>
-            </w:r>
-          </w:p>
-        </w:tc>
-      </w:tr>
-      <w:tr>
-        <w:tc>
-          <w:tcPr>
-            <w:tcW w:type="dxa" w:w="4702"/>
-            <w:vAlign w:val="center"/>
-          </w:tcPr>
-          <w:p>
-            <w:pPr>
-              <w:spacing w:after="0"/>
-            </w:pPr>
-            <w:r/>
-            <w:r>
-              <w:rPr>
-                <w:b/>
-                <w:sz w:val="20"/>
-              </w:rPr>
-              <w:t>Professor(a)</w:t>
-            </w:r>
-          </w:p>
-        </w:tc>
-        <w:tc>
-          <w:tcPr>
-            <w:tcW w:type="dxa" w:w="4702"/>
-            <w:vAlign w:val="center"/>
-          </w:tcPr>
-          <w:p>
-            <w:pPr>
-              <w:spacing w:after="0"/>
-            </w:pPr>
-            <w:r/>
-            <w:r>
-              <w:rPr>
-                <w:b w:val="0"/>
-                <w:sz w:val="20"/>
-              </w:rPr>
-              <w:t>Altemar Sales de Oliveira</w:t>
-            </w:r>
-          </w:p>
-        </w:tc>
-      </w:tr>
-      <w:tr>
-        <w:tc>
-          <w:tcPr>
-            <w:tcW w:type="dxa" w:w="4702"/>
-            <w:vAlign w:val="center"/>
-          </w:tcPr>
-          <w:p>
-            <w:pPr>
-              <w:spacing w:after="0"/>
-            </w:pPr>
-            <w:r/>
-            <w:r>
-              <w:rPr>
-                <w:b/>
-                <w:sz w:val="20"/>
-              </w:rPr>
-              <w:t>Versão</w:t>
-            </w:r>
-          </w:p>
-        </w:tc>
-        <w:tc>
-          <w:tcPr>
-            <w:tcW w:type="dxa" w:w="4702"/>
-            <w:vAlign w:val="center"/>
-          </w:tcPr>
-          <w:p>
-            <w:pPr>
-              <w:spacing w:after="0"/>
-            </w:pPr>
-            <w:r/>
-            <w:r>
-              <w:rPr>
-                <w:b w:val="0"/>
-                <w:sz w:val="20"/>
-              </w:rPr>
-              <w:t>V1</w:t>
-            </w:r>
-          </w:p>
-        </w:tc>
-      </w:tr>
-      <w:tr>
-        <w:tc>
-          <w:tcPr>
-            <w:tcW w:type="dxa" w:w="4702"/>
-            <w:vAlign w:val="center"/>
-          </w:tcPr>
-          <w:p>
-            <w:pPr>
-              <w:spacing w:after="0"/>
-            </w:pPr>
-            <w:r/>
-            <w:r>
-              <w:rPr>
-                <w:b/>
-                <w:sz w:val="20"/>
-              </w:rPr>
-              <w:t>Data</w:t>
-            </w:r>
-          </w:p>
-        </w:tc>
-        <w:tc>
-          <w:tcPr>
-            <w:tcW w:type="dxa" w:w="4702"/>
-            <w:vAlign w:val="center"/>
-          </w:tcPr>
-          <w:p>
-            <w:pPr>
-              <w:spacing w:after="0"/>
-            </w:pPr>
-            <w:r/>
-            <w:r>
-              <w:rPr>
-                <w:b w:val="0"/>
-                <w:sz w:val="20"/>
-              </w:rPr>
-              <w:t>12 de agosto de 2026</w:t>
-            </w:r>
-          </w:p>
-        </w:tc>
-      </w:tr>
-    </w:tbl>
-    <w:p/>
-    <w:p/>
-    <w:p/>
-    <w:p/>
-    <w:p/>
-    <w:p/>
-    <w:p>
-      <w:pPr>
-        <w:jc w:val="center"/>
-      </w:pPr>
-      <w:r>
-        <w:t>Saquarema/RJ</w:t>
-        <w:br/>
-        <w:t>2026</w:t>
-      </w:r>
-    </w:p>
-    <w:p>
-      <w:r>
-        <w:br w:type="page"/>
-      </w:r>
-    </w:p>
-    <w:p>
-      <w:pPr>
-        <w:pStyle w:val="Heading1"/>
-      </w:pPr>
-      <w:r>
-        <w:t>SUMÁRIO</w:t>
-      </w:r>
-    </w:p>
-    <w:p>
-      <w:pPr>
-        <w:spacing w:after="0" w:before="0" w:line="240" w:lineRule="auto"/>
-        <w:ind w:left="283"/>
-        <w:jc w:val="left"/>
-      </w:pPr>
-      <w:r>
-        <w:rPr>
-          <w:rFonts w:ascii="Times New Roman" w:hAnsi="Times New Roman"/>
-          <w:sz w:val="24"/>
-        </w:rPr>
-        <w:t>1 ESTRATÉGIA  ········  4</w:t>
-        <w:br/>
-        <w:t>2 AMBIENTE  ········  4</w:t>
-        <w:br/>
-        <w:t>3 TESTES AUTOMATIZADOS  ········  4</w:t>
-        <w:br/>
-        <w:t>4 CASOS FUNCIONAIS PARA A BANCA  ········  5</w:t>
-        <w:br/>
-        <w:t>5 RESULTADO E LIMITAÇÕES  ········  5</w:t>
-        <w:br/>
-        <w:t>6 CRITÉRIOS DE ACEITE  ········  5</w:t>
-      </w:r>
-    </w:p>
-    <w:p>
-      <w:pPr>
-        <w:spacing w:after="0"/>
-        <w:ind w:left="283"/>
-      </w:pPr>
-      <w:r>
-        <w:t>2. Ambiente</w:t>
-      </w:r>
-    </w:p>
-    <w:p>
-      <w:pPr>
-        <w:spacing w:after="0"/>
-        <w:ind w:left="283"/>
-      </w:pPr>
-      <w:r>
-        <w:t>3. Casos de teste</w:t>
-      </w:r>
-    </w:p>
-    <w:p>
-      <w:pPr>
-        <w:spacing w:after="0"/>
-        <w:ind w:left="283"/>
-      </w:pPr>
-      <w:r>
-        <w:t>4. Resultados</w:t>
-      </w:r>
-    </w:p>
-    <w:p>
-      <w:pPr>
-        <w:spacing w:after="0"/>
-        <w:ind w:left="283"/>
-      </w:pPr>
-      <w:r>
-        <w:t>5. Evidências</w:t>
-      </w:r>
-    </w:p>
-    <w:p>
-      <w:pPr>
-        <w:spacing w:after="0"/>
-        <w:ind w:left="283"/>
-      </w:pPr>
-      <w:r>
-        <w:t>6. Critérios de aceite</w:t>
-      </w:r>
-    </w:p>
-    <w:p>
-      <w:r>
-        <w:br w:type="page"/>
-      </w:r>
-    </w:p>
-    <w:p>
-      <w:pPr>
-        <w:pStyle w:val="Heading1"/>
-      </w:pPr>
-      <w:r>
-        <w:t>1. ESTRATÉGIA</w:t>
-      </w:r>
-    </w:p>
-    <w:p>
-      <w:pPr>
-        <w:jc w:val="both"/>
-      </w:pPr>
-      <w:r>
-        <w:t>Os testes combinam validação automatizada de regras de domínio, testes de segurança básicos, testes funcionais manuais e inspeção de usabilidade. O objetivo é demonstrar que o MVP atende aos requisitos essenciais e não viola o escopo definido.</w:t>
-      </w:r>
-    </w:p>
-    <w:p>
-      <w:pPr>
-        <w:pStyle w:val="Heading1"/>
-      </w:pPr>
-      <w:r>
-        <w:t>2. AMBIENTE</w:t>
-      </w:r>
-    </w:p>
-    <w:tbl>
-      <w:tblPr>
-        <w:tblStyle w:val="TableGrid"/>
-        <w:tblW w:type="auto" w:w="0"/>
-        <w:jc w:val="center"/>
-        <w:tblLook w:firstColumn="1" w:firstRow="1" w:lastColumn="0" w:lastRow="0" w:noHBand="0" w:noVBand="1" w:val="04A0"/>
-      </w:tblPr>
-      <w:tblGrid>
-        <w:gridCol w:w="4702"/>
-        <w:gridCol w:w="4702"/>
-      </w:tblGrid>
-      <w:tr>
-        <w:tc>
-          <w:tcPr>
-            <w:tcW w:type="dxa" w:w="4702"/>
-            <w:vAlign w:val="center"/>
-            <w:shd w:fill="D9E8E8"/>
+            <w:shd w:fill="D9E2F3"/>
           </w:tcPr>
           <w:p>
             <w:pPr>
@@ -431,13 +91,9 @@
             </w:pPr>
             <w:r>
               <w:rPr>
+                <w:rFonts w:ascii="Times New Roman" w:hAnsi="Times New Roman"/>
                 <w:b/>
-              </w:rPr>
-            </w:r>
-            <w:r>
-              <w:rPr>
-                <w:b/>
-                <w:sz w:val="18"/>
+                <w:sz w:val="19"/>
               </w:rPr>
               <w:t>Item</w:t>
             </w:r>
@@ -446,8 +102,7 @@
         <w:tc>
           <w:tcPr>
             <w:tcW w:type="dxa" w:w="4702"/>
-            <w:vAlign w:val="center"/>
-            <w:shd w:fill="D9E8E8"/>
+            <w:shd w:fill="D9E2F3"/>
           </w:tcPr>
           <w:p>
             <w:pPr>
@@ -455,13 +110,9 @@
             </w:pPr>
             <w:r>
               <w:rPr>
+                <w:rFonts w:ascii="Times New Roman" w:hAnsi="Times New Roman"/>
                 <w:b/>
-              </w:rPr>
-            </w:r>
-            <w:r>
-              <w:rPr>
-                <w:b/>
-                <w:sz w:val="18"/>
+                <w:sz w:val="19"/>
               </w:rPr>
               <w:t>Configuração</w:t>
             </w:r>
@@ -472,38 +123,36 @@
         <w:tc>
           <w:tcPr>
             <w:tcW w:type="dxa" w:w="4702"/>
-            <w:vAlign w:val="center"/>
           </w:tcPr>
           <w:p>
             <w:pPr>
               <w:spacing w:after="0"/>
             </w:pPr>
-            <w:r/>
             <w:r>
               <w:rPr>
+                <w:rFonts w:ascii="Times New Roman" w:hAnsi="Times New Roman"/>
                 <w:b w:val="0"/>
-                <w:sz w:val="18"/>
+                <w:sz w:val="19"/>
               </w:rPr>
-              <w:t>Runtime</w:t>
+              <w:t>Runtime local de revisão</w:t>
             </w:r>
           </w:p>
         </w:tc>
         <w:tc>
           <w:tcPr>
             <w:tcW w:type="dxa" w:w="4702"/>
-            <w:vAlign w:val="center"/>
           </w:tcPr>
           <w:p>
             <w:pPr>
               <w:spacing w:after="0"/>
             </w:pPr>
-            <w:r/>
             <w:r>
               <w:rPr>
+                <w:rFonts w:ascii="Times New Roman" w:hAnsi="Times New Roman"/>
                 <w:b w:val="0"/>
-                <w:sz w:val="18"/>
+                <w:sz w:val="19"/>
               </w:rPr>
-              <w:t>Node.js 18 ou superior</w:t>
+              <w:t>Node.js 22</w:t>
             </w:r>
           </w:p>
         </w:tc>
@@ -512,38 +161,36 @@
         <w:tc>
           <w:tcPr>
             <w:tcW w:type="dxa" w:w="4702"/>
-            <w:vAlign w:val="center"/>
           </w:tcPr>
           <w:p>
             <w:pPr>
               <w:spacing w:after="0"/>
             </w:pPr>
-            <w:r/>
             <w:r>
               <w:rPr>
+                <w:rFonts w:ascii="Times New Roman" w:hAnsi="Times New Roman"/>
                 <w:b w:val="0"/>
-                <w:sz w:val="18"/>
+                <w:sz w:val="19"/>
               </w:rPr>
-              <w:t>Navegador</w:t>
+              <w:t>Compatibilidade declarada</w:t>
             </w:r>
           </w:p>
         </w:tc>
         <w:tc>
           <w:tcPr>
             <w:tcW w:type="dxa" w:w="4702"/>
-            <w:vAlign w:val="center"/>
           </w:tcPr>
           <w:p>
             <w:pPr>
               <w:spacing w:after="0"/>
             </w:pPr>
-            <w:r/>
             <w:r>
               <w:rPr>
+                <w:rFonts w:ascii="Times New Roman" w:hAnsi="Times New Roman"/>
                 <w:b w:val="0"/>
-                <w:sz w:val="18"/>
+                <w:sz w:val="19"/>
               </w:rPr>
-              <w:t>Chrome/Edge/Firefox atual</w:t>
+              <w:t>Node.js 18+</w:t>
             </w:r>
           </w:p>
         </w:tc>
@@ -552,38 +199,36 @@
         <w:tc>
           <w:tcPr>
             <w:tcW w:type="dxa" w:w="4702"/>
-            <w:vAlign w:val="center"/>
           </w:tcPr>
           <w:p>
             <w:pPr>
               <w:spacing w:after="0"/>
             </w:pPr>
-            <w:r/>
             <w:r>
               <w:rPr>
+                <w:rFonts w:ascii="Times New Roman" w:hAnsi="Times New Roman"/>
                 <w:b w:val="0"/>
-                <w:sz w:val="18"/>
+                <w:sz w:val="19"/>
               </w:rPr>
-              <w:t>Persistência</w:t>
+              <w:t>Comando</w:t>
             </w:r>
           </w:p>
         </w:tc>
         <w:tc>
           <w:tcPr>
             <w:tcW w:type="dxa" w:w="4702"/>
-            <w:vAlign w:val="center"/>
           </w:tcPr>
           <w:p>
             <w:pPr>
               <w:spacing w:after="0"/>
             </w:pPr>
-            <w:r/>
             <w:r>
               <w:rPr>
+                <w:rFonts w:ascii="Times New Roman" w:hAnsi="Times New Roman"/>
                 <w:b w:val="0"/>
-                <w:sz w:val="18"/>
+                <w:sz w:val="19"/>
               </w:rPr>
-              <w:t>Arquivo JSON local</w:t>
+              <w:t>npm test</w:t>
             </w:r>
           </w:p>
         </w:tc>
@@ -592,38 +237,36 @@
         <w:tc>
           <w:tcPr>
             <w:tcW w:type="dxa" w:w="4702"/>
-            <w:vAlign w:val="center"/>
           </w:tcPr>
           <w:p>
             <w:pPr>
               <w:spacing w:after="0"/>
             </w:pPr>
-            <w:r/>
             <w:r>
               <w:rPr>
+                <w:rFonts w:ascii="Times New Roman" w:hAnsi="Times New Roman"/>
                 <w:b w:val="0"/>
-                <w:sz w:val="18"/>
+                <w:sz w:val="19"/>
               </w:rPr>
-              <w:t>Execução</w:t>
+              <w:t>Framework</w:t>
             </w:r>
           </w:p>
         </w:tc>
         <w:tc>
           <w:tcPr>
             <w:tcW w:type="dxa" w:w="4702"/>
-            <w:vAlign w:val="center"/>
           </w:tcPr>
           <w:p>
             <w:pPr>
               <w:spacing w:after="0"/>
             </w:pPr>
-            <w:r/>
             <w:r>
               <w:rPr>
+                <w:rFonts w:ascii="Times New Roman" w:hAnsi="Times New Roman"/>
                 <w:b w:val="0"/>
-                <w:sz w:val="18"/>
+                <w:sz w:val="19"/>
               </w:rPr>
-              <w:t>npm start</w:t>
+              <w:t>node:test</w:t>
             </w:r>
           </w:p>
         </w:tc>
@@ -632,38 +275,74 @@
         <w:tc>
           <w:tcPr>
             <w:tcW w:type="dxa" w:w="4702"/>
-            <w:vAlign w:val="center"/>
           </w:tcPr>
           <w:p>
             <w:pPr>
               <w:spacing w:after="0"/>
             </w:pPr>
-            <w:r/>
             <w:r>
               <w:rPr>
+                <w:rFonts w:ascii="Times New Roman" w:hAnsi="Times New Roman"/>
                 <w:b w:val="0"/>
-                <w:sz w:val="18"/>
+                <w:sz w:val="19"/>
               </w:rPr>
-              <w:t>Testes</w:t>
+              <w:t>Persistência dos testes</w:t>
             </w:r>
           </w:p>
         </w:tc>
         <w:tc>
           <w:tcPr>
             <w:tcW w:type="dxa" w:w="4702"/>
-            <w:vAlign w:val="center"/>
           </w:tcPr>
           <w:p>
             <w:pPr>
               <w:spacing w:after="0"/>
             </w:pPr>
-            <w:r/>
             <w:r>
               <w:rPr>
+                <w:rFonts w:ascii="Times New Roman" w:hAnsi="Times New Roman"/>
                 <w:b w:val="0"/>
-                <w:sz w:val="18"/>
+                <w:sz w:val="19"/>
               </w:rPr>
-              <w:t>npm test</w:t>
+              <w:t>arquivo JSON temporário isolado</w:t>
+            </w:r>
+          </w:p>
+        </w:tc>
+      </w:tr>
+      <w:tr>
+        <w:tc>
+          <w:tcPr>
+            <w:tcW w:type="dxa" w:w="4702"/>
+          </w:tcPr>
+          <w:p>
+            <w:pPr>
+              <w:spacing w:after="0"/>
+            </w:pPr>
+            <w:r>
+              <w:rPr>
+                <w:rFonts w:ascii="Times New Roman" w:hAnsi="Times New Roman"/>
+                <w:b w:val="0"/>
+                <w:sz w:val="19"/>
+              </w:rPr>
+              <w:t>CI</w:t>
+            </w:r>
+          </w:p>
+        </w:tc>
+        <w:tc>
+          <w:tcPr>
+            <w:tcW w:type="dxa" w:w="4702"/>
+          </w:tcPr>
+          <w:p>
+            <w:pPr>
+              <w:spacing w:after="0"/>
+            </w:pPr>
+            <w:r>
+              <w:rPr>
+                <w:rFonts w:ascii="Times New Roman" w:hAnsi="Times New Roman"/>
+                <w:b w:val="0"/>
+                <w:sz w:val="19"/>
+              </w:rPr>
+              <w:t>GitHub Actions configurado para Node 18, 20 e 22; confirmar estado antes da entrega final</w:t>
             </w:r>
           </w:p>
         </w:tc>
@@ -674,7 +353,17 @@
         <w:pStyle w:val="Heading1"/>
       </w:pPr>
       <w:r>
-        <w:t>3. CASOS DE TESTE</w:t>
+        <w:t>3 RESULTADO LOCAL DA REVISÃO V2</w:t>
+      </w:r>
+    </w:p>
+    <w:p>
+      <w:pPr>
+        <w:spacing w:line="360" w:lineRule="auto"/>
+        <w:ind w:firstLine="709"/>
+        <w:jc w:val="both"/>
+      </w:pPr>
+      <w:r>
+        <w:t>A suíte foi executada localmente durante a revisão sênior: 24 testes aprovados, 0 falhas. Esse resultado é evidência da execução local da revisão e não deve ser confundido com o status do GitHub Actions; o CI deve ser conferido separadamente.</w:t>
       </w:r>
     </w:p>
     <w:tbl>
@@ -693,8 +382,7 @@
         <w:tc>
           <w:tcPr>
             <w:tcW w:type="dxa" w:w="3135"/>
-            <w:vAlign w:val="center"/>
-            <w:shd w:fill="D9E8E8"/>
+            <w:shd w:fill="D9E2F3"/>
           </w:tcPr>
           <w:p>
             <w:pPr>
@@ -702,13 +390,9 @@
             </w:pPr>
             <w:r>
               <w:rPr>
+                <w:rFonts w:ascii="Times New Roman" w:hAnsi="Times New Roman"/>
                 <w:b/>
-              </w:rPr>
-            </w:r>
-            <w:r>
-              <w:rPr>
-                <w:b/>
-                <w:sz w:val="16"/>
+                <w:sz w:val="18"/>
               </w:rPr>
               <w:t>ID</w:t>
             </w:r>
@@ -717,8 +401,7 @@
         <w:tc>
           <w:tcPr>
             <w:tcW w:type="dxa" w:w="3135"/>
-            <w:vAlign w:val="center"/>
-            <w:shd w:fill="D9E8E8"/>
+            <w:shd w:fill="D9E2F3"/>
           </w:tcPr>
           <w:p>
             <w:pPr>
@@ -726,23 +409,18 @@
             </w:pPr>
             <w:r>
               <w:rPr>
+                <w:rFonts w:ascii="Times New Roman" w:hAnsi="Times New Roman"/>
                 <w:b/>
+                <w:sz w:val="18"/>
               </w:rPr>
-            </w:r>
-            <w:r>
-              <w:rPr>
-                <w:b/>
-                <w:sz w:val="16"/>
-              </w:rPr>
-              <w:t>Teste</w:t>
+              <w:t>Caso automatizado</w:t>
             </w:r>
           </w:p>
         </w:tc>
         <w:tc>
           <w:tcPr>
             <w:tcW w:type="dxa" w:w="3135"/>
-            <w:vAlign w:val="center"/>
-            <w:shd w:fill="D9E8E8"/>
+            <w:shd w:fill="D9E2F3"/>
           </w:tcPr>
           <w:p>
             <w:pPr>
@@ -750,13 +428,1433 @@
             </w:pPr>
             <w:r>
               <w:rPr>
+                <w:rFonts w:ascii="Times New Roman" w:hAnsi="Times New Roman"/>
                 <w:b/>
+                <w:sz w:val="18"/>
               </w:rPr>
+              <w:t>Resultado</w:t>
             </w:r>
+          </w:p>
+        </w:tc>
+      </w:tr>
+      <w:tr>
+        <w:tc>
+          <w:tcPr>
+            <w:tcW w:type="dxa" w:w="3135"/>
+          </w:tcPr>
+          <w:p>
+            <w:pPr>
+              <w:spacing w:after="0"/>
+            </w:pPr>
             <w:r>
               <w:rPr>
+                <w:rFonts w:ascii="Times New Roman" w:hAnsi="Times New Roman"/>
+                <w:b w:val="0"/>
+                <w:sz w:val="18"/>
+              </w:rPr>
+              <w:t>UT-01</w:t>
+            </w:r>
+          </w:p>
+        </w:tc>
+        <w:tc>
+          <w:tcPr>
+            <w:tcW w:type="dxa" w:w="3135"/>
+          </w:tcPr>
+          <w:p>
+            <w:pPr>
+              <w:spacing w:after="0"/>
+            </w:pPr>
+            <w:r>
+              <w:rPr>
+                <w:rFonts w:ascii="Times New Roman" w:hAnsi="Times New Roman"/>
+                <w:b w:val="0"/>
+                <w:sz w:val="18"/>
+              </w:rPr>
+              <w:t>Normalização do token</w:t>
+            </w:r>
+          </w:p>
+        </w:tc>
+        <w:tc>
+          <w:tcPr>
+            <w:tcW w:type="dxa" w:w="3135"/>
+          </w:tcPr>
+          <w:p>
+            <w:pPr>
+              <w:spacing w:after="0"/>
+            </w:pPr>
+            <w:r>
+              <w:rPr>
+                <w:rFonts w:ascii="Times New Roman" w:hAnsi="Times New Roman"/>
+                <w:b w:val="0"/>
+                <w:sz w:val="18"/>
+              </w:rPr>
+              <w:t>PASS</w:t>
+            </w:r>
+          </w:p>
+        </w:tc>
+      </w:tr>
+      <w:tr>
+        <w:tc>
+          <w:tcPr>
+            <w:tcW w:type="dxa" w:w="3135"/>
+          </w:tcPr>
+          <w:p>
+            <w:pPr>
+              <w:spacing w:after="0"/>
+            </w:pPr>
+            <w:r>
+              <w:rPr>
+                <w:rFonts w:ascii="Times New Roman" w:hAnsi="Times New Roman"/>
+                <w:b w:val="0"/>
+                <w:sz w:val="18"/>
+              </w:rPr>
+              <w:t>UT-02</w:t>
+            </w:r>
+          </w:p>
+        </w:tc>
+        <w:tc>
+          <w:tcPr>
+            <w:tcW w:type="dxa" w:w="3135"/>
+          </w:tcPr>
+          <w:p>
+            <w:pPr>
+              <w:spacing w:after="0"/>
+            </w:pPr>
+            <w:r>
+              <w:rPr>
+                <w:rFonts w:ascii="Times New Roman" w:hAnsi="Times New Roman"/>
+                <w:b w:val="0"/>
+                <w:sz w:val="18"/>
+              </w:rPr>
+              <w:t>RBAC de presença</w:t>
+            </w:r>
+          </w:p>
+        </w:tc>
+        <w:tc>
+          <w:tcPr>
+            <w:tcW w:type="dxa" w:w="3135"/>
+          </w:tcPr>
+          <w:p>
+            <w:pPr>
+              <w:spacing w:after="0"/>
+            </w:pPr>
+            <w:r>
+              <w:rPr>
+                <w:rFonts w:ascii="Times New Roman" w:hAnsi="Times New Roman"/>
+                <w:b w:val="0"/>
+                <w:sz w:val="18"/>
+              </w:rPr>
+              <w:t>PASS</w:t>
+            </w:r>
+          </w:p>
+        </w:tc>
+      </w:tr>
+      <w:tr>
+        <w:tc>
+          <w:tcPr>
+            <w:tcW w:type="dxa" w:w="3135"/>
+          </w:tcPr>
+          <w:p>
+            <w:pPr>
+              <w:spacing w:after="0"/>
+            </w:pPr>
+            <w:r>
+              <w:rPr>
+                <w:rFonts w:ascii="Times New Roman" w:hAnsi="Times New Roman"/>
+                <w:b w:val="0"/>
+                <w:sz w:val="18"/>
+              </w:rPr>
+              <w:t>UT-03</w:t>
+            </w:r>
+          </w:p>
+        </w:tc>
+        <w:tc>
+          <w:tcPr>
+            <w:tcW w:type="dxa" w:w="3135"/>
+          </w:tcPr>
+          <w:p>
+            <w:pPr>
+              <w:spacing w:after="0"/>
+            </w:pPr>
+            <w:r>
+              <w:rPr>
+                <w:rFonts w:ascii="Times New Roman" w:hAnsi="Times New Roman"/>
+                <w:b w:val="0"/>
+                <w:sz w:val="18"/>
+              </w:rPr>
+              <w:t>RBAC de mensagens</w:t>
+            </w:r>
+          </w:p>
+        </w:tc>
+        <w:tc>
+          <w:tcPr>
+            <w:tcW w:type="dxa" w:w="3135"/>
+          </w:tcPr>
+          <w:p>
+            <w:pPr>
+              <w:spacing w:after="0"/>
+            </w:pPr>
+            <w:r>
+              <w:rPr>
+                <w:rFonts w:ascii="Times New Roman" w:hAnsi="Times New Roman"/>
+                <w:b w:val="0"/>
+                <w:sz w:val="18"/>
+              </w:rPr>
+              <w:t>PASS</w:t>
+            </w:r>
+          </w:p>
+        </w:tc>
+      </w:tr>
+      <w:tr>
+        <w:tc>
+          <w:tcPr>
+            <w:tcW w:type="dxa" w:w="3135"/>
+          </w:tcPr>
+          <w:p>
+            <w:pPr>
+              <w:spacing w:after="0"/>
+            </w:pPr>
+            <w:r>
+              <w:rPr>
+                <w:rFonts w:ascii="Times New Roman" w:hAnsi="Times New Roman"/>
+                <w:b w:val="0"/>
+                <w:sz w:val="18"/>
+              </w:rPr>
+              <w:t>UT-04</w:t>
+            </w:r>
+          </w:p>
+        </w:tc>
+        <w:tc>
+          <w:tcPr>
+            <w:tcW w:type="dxa" w:w="3135"/>
+          </w:tcPr>
+          <w:p>
+            <w:pPr>
+              <w:spacing w:after="0"/>
+            </w:pPr>
+            <w:r>
+              <w:rPr>
+                <w:rFonts w:ascii="Times New Roman" w:hAnsi="Times New Roman"/>
+                <w:b w:val="0"/>
+                <w:sz w:val="18"/>
+              </w:rPr>
+              <w:t>Responsável vê somente alunos vinculados</w:t>
+            </w:r>
+          </w:p>
+        </w:tc>
+        <w:tc>
+          <w:tcPr>
+            <w:tcW w:type="dxa" w:w="3135"/>
+          </w:tcPr>
+          <w:p>
+            <w:pPr>
+              <w:spacing w:after="0"/>
+            </w:pPr>
+            <w:r>
+              <w:rPr>
+                <w:rFonts w:ascii="Times New Roman" w:hAnsi="Times New Roman"/>
+                <w:b w:val="0"/>
+                <w:sz w:val="18"/>
+              </w:rPr>
+              <w:t>PASS</w:t>
+            </w:r>
+          </w:p>
+        </w:tc>
+      </w:tr>
+      <w:tr>
+        <w:tc>
+          <w:tcPr>
+            <w:tcW w:type="dxa" w:w="3135"/>
+          </w:tcPr>
+          <w:p>
+            <w:pPr>
+              <w:spacing w:after="0"/>
+            </w:pPr>
+            <w:r>
+              <w:rPr>
+                <w:rFonts w:ascii="Times New Roman" w:hAnsi="Times New Roman"/>
+                <w:b w:val="0"/>
+                <w:sz w:val="18"/>
+              </w:rPr>
+              <w:t>UT-05</w:t>
+            </w:r>
+          </w:p>
+        </w:tc>
+        <w:tc>
+          <w:tcPr>
+            <w:tcW w:type="dxa" w:w="3135"/>
+          </w:tcPr>
+          <w:p>
+            <w:pPr>
+              <w:spacing w:after="0"/>
+            </w:pPr>
+            <w:r>
+              <w:rPr>
+                <w:rFonts w:ascii="Times New Roman" w:hAnsi="Times New Roman"/>
+                <w:b w:val="0"/>
+                <w:sz w:val="18"/>
+              </w:rPr>
+              <w:t>Bloqueio de saída sem entrada</w:t>
+            </w:r>
+          </w:p>
+        </w:tc>
+        <w:tc>
+          <w:tcPr>
+            <w:tcW w:type="dxa" w:w="3135"/>
+          </w:tcPr>
+          <w:p>
+            <w:pPr>
+              <w:spacing w:after="0"/>
+            </w:pPr>
+            <w:r>
+              <w:rPr>
+                <w:rFonts w:ascii="Times New Roman" w:hAnsi="Times New Roman"/>
+                <w:b w:val="0"/>
+                <w:sz w:val="18"/>
+              </w:rPr>
+              <w:t>PASS</w:t>
+            </w:r>
+          </w:p>
+        </w:tc>
+      </w:tr>
+      <w:tr>
+        <w:tc>
+          <w:tcPr>
+            <w:tcW w:type="dxa" w:w="3135"/>
+          </w:tcPr>
+          <w:p>
+            <w:pPr>
+              <w:spacing w:after="0"/>
+            </w:pPr>
+            <w:r>
+              <w:rPr>
+                <w:rFonts w:ascii="Times New Roman" w:hAnsi="Times New Roman"/>
+                <w:b w:val="0"/>
+                <w:sz w:val="18"/>
+              </w:rPr>
+              <w:t>UT-06</w:t>
+            </w:r>
+          </w:p>
+        </w:tc>
+        <w:tc>
+          <w:tcPr>
+            <w:tcW w:type="dxa" w:w="3135"/>
+          </w:tcPr>
+          <w:p>
+            <w:pPr>
+              <w:spacing w:after="0"/>
+            </w:pPr>
+            <w:r>
+              <w:rPr>
+                <w:rFonts w:ascii="Times New Roman" w:hAnsi="Times New Roman"/>
+                <w:b w:val="0"/>
+                <w:sz w:val="18"/>
+              </w:rPr>
+              <w:t>Bloqueio de segunda entrada</w:t>
+            </w:r>
+          </w:p>
+        </w:tc>
+        <w:tc>
+          <w:tcPr>
+            <w:tcW w:type="dxa" w:w="3135"/>
+          </w:tcPr>
+          <w:p>
+            <w:pPr>
+              <w:spacing w:after="0"/>
+            </w:pPr>
+            <w:r>
+              <w:rPr>
+                <w:rFonts w:ascii="Times New Roman" w:hAnsi="Times New Roman"/>
+                <w:b w:val="0"/>
+                <w:sz w:val="18"/>
+              </w:rPr>
+              <w:t>PASS</w:t>
+            </w:r>
+          </w:p>
+        </w:tc>
+      </w:tr>
+      <w:tr>
+        <w:tc>
+          <w:tcPr>
+            <w:tcW w:type="dxa" w:w="3135"/>
+          </w:tcPr>
+          <w:p>
+            <w:pPr>
+              <w:spacing w:after="0"/>
+            </w:pPr>
+            <w:r>
+              <w:rPr>
+                <w:rFonts w:ascii="Times New Roman" w:hAnsi="Times New Roman"/>
+                <w:b w:val="0"/>
+                <w:sz w:val="18"/>
+              </w:rPr>
+              <w:t>UT-07</w:t>
+            </w:r>
+          </w:p>
+        </w:tc>
+        <w:tc>
+          <w:tcPr>
+            <w:tcW w:type="dxa" w:w="3135"/>
+          </w:tcPr>
+          <w:p>
+            <w:pPr>
+              <w:spacing w:after="0"/>
+            </w:pPr>
+            <w:r>
+              <w:rPr>
+                <w:rFonts w:ascii="Times New Roman" w:hAnsi="Times New Roman"/>
+                <w:b w:val="0"/>
+                <w:sz w:val="18"/>
+              </w:rPr>
+              <w:t>Saída válida após entrada</w:t>
+            </w:r>
+          </w:p>
+        </w:tc>
+        <w:tc>
+          <w:tcPr>
+            <w:tcW w:type="dxa" w:w="3135"/>
+          </w:tcPr>
+          <w:p>
+            <w:pPr>
+              <w:spacing w:after="0"/>
+            </w:pPr>
+            <w:r>
+              <w:rPr>
+                <w:rFonts w:ascii="Times New Roman" w:hAnsi="Times New Roman"/>
+                <w:b w:val="0"/>
+                <w:sz w:val="18"/>
+              </w:rPr>
+              <w:t>PASS</w:t>
+            </w:r>
+          </w:p>
+        </w:tc>
+      </w:tr>
+      <w:tr>
+        <w:tc>
+          <w:tcPr>
+            <w:tcW w:type="dxa" w:w="3135"/>
+          </w:tcPr>
+          <w:p>
+            <w:pPr>
+              <w:spacing w:after="0"/>
+            </w:pPr>
+            <w:r>
+              <w:rPr>
+                <w:rFonts w:ascii="Times New Roman" w:hAnsi="Times New Roman"/>
+                <w:b w:val="0"/>
+                <w:sz w:val="18"/>
+              </w:rPr>
+              <w:t>UT-08</w:t>
+            </w:r>
+          </w:p>
+        </w:tc>
+        <w:tc>
+          <w:tcPr>
+            <w:tcW w:type="dxa" w:w="3135"/>
+          </w:tcPr>
+          <w:p>
+            <w:pPr>
+              <w:spacing w:after="0"/>
+            </w:pPr>
+            <w:r>
+              <w:rPr>
+                <w:rFonts w:ascii="Times New Roman" w:hAnsi="Times New Roman"/>
+                <w:b w:val="0"/>
+                <w:sz w:val="18"/>
+              </w:rPr>
+              <w:t>Taxa usa chave do dia escolar fornecida</w:t>
+            </w:r>
+          </w:p>
+        </w:tc>
+        <w:tc>
+          <w:tcPr>
+            <w:tcW w:type="dxa" w:w="3135"/>
+          </w:tcPr>
+          <w:p>
+            <w:pPr>
+              <w:spacing w:after="0"/>
+            </w:pPr>
+            <w:r>
+              <w:rPr>
+                <w:rFonts w:ascii="Times New Roman" w:hAnsi="Times New Roman"/>
+                <w:b w:val="0"/>
+                <w:sz w:val="18"/>
+              </w:rPr>
+              <w:t>PASS</w:t>
+            </w:r>
+          </w:p>
+        </w:tc>
+      </w:tr>
+      <w:tr>
+        <w:tc>
+          <w:tcPr>
+            <w:tcW w:type="dxa" w:w="3135"/>
+          </w:tcPr>
+          <w:p>
+            <w:pPr>
+              <w:spacing w:after="0"/>
+            </w:pPr>
+            <w:r>
+              <w:rPr>
+                <w:rFonts w:ascii="Times New Roman" w:hAnsi="Times New Roman"/>
+                <w:b w:val="0"/>
+                <w:sz w:val="18"/>
+              </w:rPr>
+              <w:t>UT-09</w:t>
+            </w:r>
+          </w:p>
+        </w:tc>
+        <w:tc>
+          <w:tcPr>
+            <w:tcW w:type="dxa" w:w="3135"/>
+          </w:tcPr>
+          <w:p>
+            <w:pPr>
+              <w:spacing w:after="0"/>
+            </w:pPr>
+            <w:r>
+              <w:rPr>
+                <w:rFonts w:ascii="Times New Roman" w:hAnsi="Times New Roman"/>
+                <w:b w:val="0"/>
+                <w:sz w:val="18"/>
+              </w:rPr>
+              <w:t>Hash/verificação de senha</w:t>
+            </w:r>
+          </w:p>
+        </w:tc>
+        <w:tc>
+          <w:tcPr>
+            <w:tcW w:type="dxa" w:w="3135"/>
+          </w:tcPr>
+          <w:p>
+            <w:pPr>
+              <w:spacing w:after="0"/>
+            </w:pPr>
+            <w:r>
+              <w:rPr>
+                <w:rFonts w:ascii="Times New Roman" w:hAnsi="Times New Roman"/>
+                <w:b w:val="0"/>
+                <w:sz w:val="18"/>
+              </w:rPr>
+              <w:t>PASS</w:t>
+            </w:r>
+          </w:p>
+        </w:tc>
+      </w:tr>
+      <w:tr>
+        <w:tc>
+          <w:tcPr>
+            <w:tcW w:type="dxa" w:w="3135"/>
+          </w:tcPr>
+          <w:p>
+            <w:pPr>
+              <w:spacing w:after="0"/>
+            </w:pPr>
+            <w:r>
+              <w:rPr>
+                <w:rFonts w:ascii="Times New Roman" w:hAnsi="Times New Roman"/>
+                <w:b w:val="0"/>
+                <w:sz w:val="18"/>
+              </w:rPr>
+              <w:t>UT-10</w:t>
+            </w:r>
+          </w:p>
+        </w:tc>
+        <w:tc>
+          <w:tcPr>
+            <w:tcW w:type="dxa" w:w="3135"/>
+          </w:tcPr>
+          <w:p>
+            <w:pPr>
+              <w:spacing w:after="0"/>
+            </w:pPr>
+            <w:r>
+              <w:rPr>
+                <w:rFonts w:ascii="Times New Roman" w:hAnsi="Times New Roman"/>
+                <w:b w:val="0"/>
+                <w:sz w:val="18"/>
+              </w:rPr>
+              <w:t>Hash inválido falha com segurança</w:t>
+            </w:r>
+          </w:p>
+        </w:tc>
+        <w:tc>
+          <w:tcPr>
+            <w:tcW w:type="dxa" w:w="3135"/>
+          </w:tcPr>
+          <w:p>
+            <w:pPr>
+              <w:spacing w:after="0"/>
+            </w:pPr>
+            <w:r>
+              <w:rPr>
+                <w:rFonts w:ascii="Times New Roman" w:hAnsi="Times New Roman"/>
+                <w:b w:val="0"/>
+                <w:sz w:val="18"/>
+              </w:rPr>
+              <w:t>PASS</w:t>
+            </w:r>
+          </w:p>
+        </w:tc>
+      </w:tr>
+      <w:tr>
+        <w:tc>
+          <w:tcPr>
+            <w:tcW w:type="dxa" w:w="3135"/>
+          </w:tcPr>
+          <w:p>
+            <w:pPr>
+              <w:spacing w:after="0"/>
+            </w:pPr>
+            <w:r>
+              <w:rPr>
+                <w:rFonts w:ascii="Times New Roman" w:hAnsi="Times New Roman"/>
+                <w:b w:val="0"/>
+                <w:sz w:val="18"/>
+              </w:rPr>
+              <w:t>UT-11</w:t>
+            </w:r>
+          </w:p>
+        </w:tc>
+        <w:tc>
+          <w:tcPr>
+            <w:tcW w:type="dxa" w:w="3135"/>
+          </w:tcPr>
+          <w:p>
+            <w:pPr>
+              <w:spacing w:after="0"/>
+            </w:pPr>
+            <w:r>
+              <w:rPr>
+                <w:rFonts w:ascii="Times New Roman" w:hAnsi="Times New Roman"/>
+                <w:b w:val="0"/>
+                <w:sz w:val="18"/>
+              </w:rPr>
+              <w:t>Token aleatório possui tamanho/entropia esperados</w:t>
+            </w:r>
+          </w:p>
+        </w:tc>
+        <w:tc>
+          <w:tcPr>
+            <w:tcW w:type="dxa" w:w="3135"/>
+          </w:tcPr>
+          <w:p>
+            <w:pPr>
+              <w:spacing w:after="0"/>
+            </w:pPr>
+            <w:r>
+              <w:rPr>
+                <w:rFonts w:ascii="Times New Roman" w:hAnsi="Times New Roman"/>
+                <w:b w:val="0"/>
+                <w:sz w:val="18"/>
+              </w:rPr>
+              <w:t>PASS</w:t>
+            </w:r>
+          </w:p>
+        </w:tc>
+      </w:tr>
+      <w:tr>
+        <w:tc>
+          <w:tcPr>
+            <w:tcW w:type="dxa" w:w="3135"/>
+          </w:tcPr>
+          <w:p>
+            <w:pPr>
+              <w:spacing w:after="0"/>
+            </w:pPr>
+            <w:r>
+              <w:rPr>
+                <w:rFonts w:ascii="Times New Roman" w:hAnsi="Times New Roman"/>
+                <w:b w:val="0"/>
+                <w:sz w:val="18"/>
+              </w:rPr>
+              <w:t>API-01</w:t>
+            </w:r>
+          </w:p>
+        </w:tc>
+        <w:tc>
+          <w:tcPr>
+            <w:tcW w:type="dxa" w:w="3135"/>
+          </w:tcPr>
+          <w:p>
+            <w:pPr>
+              <w:spacing w:after="0"/>
+            </w:pPr>
+            <w:r>
+              <w:rPr>
+                <w:rFonts w:ascii="Times New Roman" w:hAnsi="Times New Roman"/>
+                <w:b w:val="0"/>
+                <w:sz w:val="18"/>
+              </w:rPr>
+              <w:t>Health check sem autenticação</w:t>
+            </w:r>
+          </w:p>
+        </w:tc>
+        <w:tc>
+          <w:tcPr>
+            <w:tcW w:type="dxa" w:w="3135"/>
+          </w:tcPr>
+          <w:p>
+            <w:pPr>
+              <w:spacing w:after="0"/>
+            </w:pPr>
+            <w:r>
+              <w:rPr>
+                <w:rFonts w:ascii="Times New Roman" w:hAnsi="Times New Roman"/>
+                <w:b w:val="0"/>
+                <w:sz w:val="18"/>
+              </w:rPr>
+              <w:t>PASS</w:t>
+            </w:r>
+          </w:p>
+        </w:tc>
+      </w:tr>
+      <w:tr>
+        <w:tc>
+          <w:tcPr>
+            <w:tcW w:type="dxa" w:w="3135"/>
+          </w:tcPr>
+          <w:p>
+            <w:pPr>
+              <w:spacing w:after="0"/>
+            </w:pPr>
+            <w:r>
+              <w:rPr>
+                <w:rFonts w:ascii="Times New Roman" w:hAnsi="Times New Roman"/>
+                <w:b w:val="0"/>
+                <w:sz w:val="18"/>
+              </w:rPr>
+              <w:t>API-02</w:t>
+            </w:r>
+          </w:p>
+        </w:tc>
+        <w:tc>
+          <w:tcPr>
+            <w:tcW w:type="dxa" w:w="3135"/>
+          </w:tcPr>
+          <w:p>
+            <w:pPr>
+              <w:spacing w:after="0"/>
+            </w:pPr>
+            <w:r>
+              <w:rPr>
+                <w:rFonts w:ascii="Times New Roman" w:hAnsi="Times New Roman"/>
+                <w:b w:val="0"/>
+                <w:sz w:val="18"/>
+              </w:rPr>
+              <w:t>Login inválido retorna 401</w:t>
+            </w:r>
+          </w:p>
+        </w:tc>
+        <w:tc>
+          <w:tcPr>
+            <w:tcW w:type="dxa" w:w="3135"/>
+          </w:tcPr>
+          <w:p>
+            <w:pPr>
+              <w:spacing w:after="0"/>
+            </w:pPr>
+            <w:r>
+              <w:rPr>
+                <w:rFonts w:ascii="Times New Roman" w:hAnsi="Times New Roman"/>
+                <w:b w:val="0"/>
+                <w:sz w:val="18"/>
+              </w:rPr>
+              <w:t>PASS</w:t>
+            </w:r>
+          </w:p>
+        </w:tc>
+      </w:tr>
+      <w:tr>
+        <w:tc>
+          <w:tcPr>
+            <w:tcW w:type="dxa" w:w="3135"/>
+          </w:tcPr>
+          <w:p>
+            <w:pPr>
+              <w:spacing w:after="0"/>
+            </w:pPr>
+            <w:r>
+              <w:rPr>
+                <w:rFonts w:ascii="Times New Roman" w:hAnsi="Times New Roman"/>
+                <w:b w:val="0"/>
+                <w:sz w:val="18"/>
+              </w:rPr>
+              <w:t>API-03</w:t>
+            </w:r>
+          </w:p>
+        </w:tc>
+        <w:tc>
+          <w:tcPr>
+            <w:tcW w:type="dxa" w:w="3135"/>
+          </w:tcPr>
+          <w:p>
+            <w:pPr>
+              <w:spacing w:after="0"/>
+            </w:pPr>
+            <w:r>
+              <w:rPr>
+                <w:rFonts w:ascii="Times New Roman" w:hAnsi="Times New Roman"/>
+                <w:b w:val="0"/>
+                <w:sz w:val="18"/>
+              </w:rPr>
+              <w:t>Responsável não registra presença</w:t>
+            </w:r>
+          </w:p>
+        </w:tc>
+        <w:tc>
+          <w:tcPr>
+            <w:tcW w:type="dxa" w:w="3135"/>
+          </w:tcPr>
+          <w:p>
+            <w:pPr>
+              <w:spacing w:after="0"/>
+            </w:pPr>
+            <w:r>
+              <w:rPr>
+                <w:rFonts w:ascii="Times New Roman" w:hAnsi="Times New Roman"/>
+                <w:b w:val="0"/>
+                <w:sz w:val="18"/>
+              </w:rPr>
+              <w:t>PASS</w:t>
+            </w:r>
+          </w:p>
+        </w:tc>
+      </w:tr>
+      <w:tr>
+        <w:tc>
+          <w:tcPr>
+            <w:tcW w:type="dxa" w:w="3135"/>
+          </w:tcPr>
+          <w:p>
+            <w:pPr>
+              <w:spacing w:after="0"/>
+            </w:pPr>
+            <w:r>
+              <w:rPr>
+                <w:rFonts w:ascii="Times New Roman" w:hAnsi="Times New Roman"/>
+                <w:b w:val="0"/>
+                <w:sz w:val="18"/>
+              </w:rPr>
+              <w:t>API-04</w:t>
+            </w:r>
+          </w:p>
+        </w:tc>
+        <w:tc>
+          <w:tcPr>
+            <w:tcW w:type="dxa" w:w="3135"/>
+          </w:tcPr>
+          <w:p>
+            <w:pPr>
+              <w:spacing w:after="0"/>
+            </w:pPr>
+            <w:r>
+              <w:rPr>
+                <w:rFonts w:ascii="Times New Roman" w:hAnsi="Times New Roman"/>
+                <w:b w:val="0"/>
+                <w:sz w:val="18"/>
+              </w:rPr>
+              <w:t>Portaria registra entrada e segunda entrada é bloqueada</w:t>
+            </w:r>
+          </w:p>
+        </w:tc>
+        <w:tc>
+          <w:tcPr>
+            <w:tcW w:type="dxa" w:w="3135"/>
+          </w:tcPr>
+          <w:p>
+            <w:pPr>
+              <w:spacing w:after="0"/>
+            </w:pPr>
+            <w:r>
+              <w:rPr>
+                <w:rFonts w:ascii="Times New Roman" w:hAnsi="Times New Roman"/>
+                <w:b w:val="0"/>
+                <w:sz w:val="18"/>
+              </w:rPr>
+              <w:t>PASS</w:t>
+            </w:r>
+          </w:p>
+        </w:tc>
+      </w:tr>
+      <w:tr>
+        <w:tc>
+          <w:tcPr>
+            <w:tcW w:type="dxa" w:w="3135"/>
+          </w:tcPr>
+          <w:p>
+            <w:pPr>
+              <w:spacing w:after="0"/>
+            </w:pPr>
+            <w:r>
+              <w:rPr>
+                <w:rFonts w:ascii="Times New Roman" w:hAnsi="Times New Roman"/>
+                <w:b w:val="0"/>
+                <w:sz w:val="18"/>
+              </w:rPr>
+              <w:t>API-05</w:t>
+            </w:r>
+          </w:p>
+        </w:tc>
+        <w:tc>
+          <w:tcPr>
+            <w:tcW w:type="dxa" w:w="3135"/>
+          </w:tcPr>
+          <w:p>
+            <w:pPr>
+              <w:spacing w:after="0"/>
+            </w:pPr>
+            <w:r>
+              <w:rPr>
+                <w:rFonts w:ascii="Times New Roman" w:hAnsi="Times New Roman"/>
+                <w:b w:val="0"/>
+                <w:sz w:val="18"/>
+              </w:rPr>
+              <w:t>Destinatário indevido é bloqueado pela API</w:t>
+            </w:r>
+          </w:p>
+        </w:tc>
+        <w:tc>
+          <w:tcPr>
+            <w:tcW w:type="dxa" w:w="3135"/>
+          </w:tcPr>
+          <w:p>
+            <w:pPr>
+              <w:spacing w:after="0"/>
+            </w:pPr>
+            <w:r>
+              <w:rPr>
+                <w:rFonts w:ascii="Times New Roman" w:hAnsi="Times New Roman"/>
+                <w:b w:val="0"/>
+                <w:sz w:val="18"/>
+              </w:rPr>
+              <w:t>PASS</w:t>
+            </w:r>
+          </w:p>
+        </w:tc>
+      </w:tr>
+      <w:tr>
+        <w:tc>
+          <w:tcPr>
+            <w:tcW w:type="dxa" w:w="3135"/>
+          </w:tcPr>
+          <w:p>
+            <w:pPr>
+              <w:spacing w:after="0"/>
+            </w:pPr>
+            <w:r>
+              <w:rPr>
+                <w:rFonts w:ascii="Times New Roman" w:hAnsi="Times New Roman"/>
+                <w:b w:val="0"/>
+                <w:sz w:val="18"/>
+              </w:rPr>
+              <w:t>API-06</w:t>
+            </w:r>
+          </w:p>
+        </w:tc>
+        <w:tc>
+          <w:tcPr>
+            <w:tcW w:type="dxa" w:w="3135"/>
+          </w:tcPr>
+          <w:p>
+            <w:pPr>
+              <w:spacing w:after="0"/>
+            </w:pPr>
+            <w:r>
+              <w:rPr>
+                <w:rFonts w:ascii="Times New Roman" w:hAnsi="Times New Roman"/>
+                <w:b w:val="0"/>
+                <w:sz w:val="18"/>
+              </w:rPr>
+              <w:t>CSV de relatório exige autenticação</w:t>
+            </w:r>
+          </w:p>
+        </w:tc>
+        <w:tc>
+          <w:tcPr>
+            <w:tcW w:type="dxa" w:w="3135"/>
+          </w:tcPr>
+          <w:p>
+            <w:pPr>
+              <w:spacing w:after="0"/>
+            </w:pPr>
+            <w:r>
+              <w:rPr>
+                <w:rFonts w:ascii="Times New Roman" w:hAnsi="Times New Roman"/>
+                <w:b w:val="0"/>
+                <w:sz w:val="18"/>
+              </w:rPr>
+              <w:t>PASS</w:t>
+            </w:r>
+          </w:p>
+        </w:tc>
+      </w:tr>
+      <w:tr>
+        <w:tc>
+          <w:tcPr>
+            <w:tcW w:type="dxa" w:w="3135"/>
+          </w:tcPr>
+          <w:p>
+            <w:pPr>
+              <w:spacing w:after="0"/>
+            </w:pPr>
+            <w:r>
+              <w:rPr>
+                <w:rFonts w:ascii="Times New Roman" w:hAnsi="Times New Roman"/>
+                <w:b w:val="0"/>
+                <w:sz w:val="18"/>
+              </w:rPr>
+              <w:t>API-07</w:t>
+            </w:r>
+          </w:p>
+        </w:tc>
+        <w:tc>
+          <w:tcPr>
+            <w:tcW w:type="dxa" w:w="3135"/>
+          </w:tcPr>
+          <w:p>
+            <w:pPr>
+              <w:spacing w:after="0"/>
+            </w:pPr>
+            <w:r>
+              <w:rPr>
+                <w:rFonts w:ascii="Times New Roman" w:hAnsi="Times New Roman"/>
+                <w:b w:val="0"/>
+                <w:sz w:val="18"/>
+              </w:rPr>
+              <w:t>Feedback separa DEMO_SEED de APRESENTACAO</w:t>
+            </w:r>
+          </w:p>
+        </w:tc>
+        <w:tc>
+          <w:tcPr>
+            <w:tcW w:type="dxa" w:w="3135"/>
+          </w:tcPr>
+          <w:p>
+            <w:pPr>
+              <w:spacing w:after="0"/>
+            </w:pPr>
+            <w:r>
+              <w:rPr>
+                <w:rFonts w:ascii="Times New Roman" w:hAnsi="Times New Roman"/>
+                <w:b w:val="0"/>
+                <w:sz w:val="18"/>
+              </w:rPr>
+              <w:t>PASS</w:t>
+            </w:r>
+          </w:p>
+        </w:tc>
+      </w:tr>
+      <w:tr>
+        <w:tc>
+          <w:tcPr>
+            <w:tcW w:type="dxa" w:w="3135"/>
+          </w:tcPr>
+          <w:p>
+            <w:pPr>
+              <w:spacing w:after="0"/>
+            </w:pPr>
+            <w:r>
+              <w:rPr>
+                <w:rFonts w:ascii="Times New Roman" w:hAnsi="Times New Roman"/>
+                <w:b w:val="0"/>
+                <w:sz w:val="18"/>
+              </w:rPr>
+              <w:t>API-08</w:t>
+            </w:r>
+          </w:p>
+        </w:tc>
+        <w:tc>
+          <w:tcPr>
+            <w:tcW w:type="dxa" w:w="3135"/>
+          </w:tcPr>
+          <w:p>
+            <w:pPr>
+              <w:spacing w:after="0"/>
+            </w:pPr>
+            <w:r>
+              <w:rPr>
+                <w:rFonts w:ascii="Times New Roman" w:hAnsi="Times New Roman"/>
+                <w:b w:val="0"/>
+                <w:sz w:val="18"/>
+              </w:rPr>
+              <w:t>Somente gestão exporta validação</w:t>
+            </w:r>
+          </w:p>
+        </w:tc>
+        <w:tc>
+          <w:tcPr>
+            <w:tcW w:type="dxa" w:w="3135"/>
+          </w:tcPr>
+          <w:p>
+            <w:pPr>
+              <w:spacing w:after="0"/>
+            </w:pPr>
+            <w:r>
+              <w:rPr>
+                <w:rFonts w:ascii="Times New Roman" w:hAnsi="Times New Roman"/>
+                <w:b w:val="0"/>
+                <w:sz w:val="18"/>
+              </w:rPr>
+              <w:t>PASS</w:t>
+            </w:r>
+          </w:p>
+        </w:tc>
+      </w:tr>
+      <w:tr>
+        <w:tc>
+          <w:tcPr>
+            <w:tcW w:type="dxa" w:w="3135"/>
+          </w:tcPr>
+          <w:p>
+            <w:pPr>
+              <w:spacing w:after="0"/>
+            </w:pPr>
+            <w:r>
+              <w:rPr>
+                <w:rFonts w:ascii="Times New Roman" w:hAnsi="Times New Roman"/>
+                <w:b w:val="0"/>
+                <w:sz w:val="18"/>
+              </w:rPr>
+              <w:t>PRIV-01</w:t>
+            </w:r>
+          </w:p>
+        </w:tc>
+        <w:tc>
+          <w:tcPr>
+            <w:tcW w:type="dxa" w:w="3135"/>
+          </w:tcPr>
+          <w:p>
+            <w:pPr>
+              <w:spacing w:after="0"/>
+            </w:pPr>
+            <w:r>
+              <w:rPr>
+                <w:rFonts w:ascii="Times New Roman" w:hAnsi="Times New Roman"/>
+                <w:b w:val="0"/>
+                <w:sz w:val="18"/>
+              </w:rPr>
+              <w:t>Diretório expõe somente dados mínimos</w:t>
+            </w:r>
+          </w:p>
+        </w:tc>
+        <w:tc>
+          <w:tcPr>
+            <w:tcW w:type="dxa" w:w="3135"/>
+          </w:tcPr>
+          <w:p>
+            <w:pPr>
+              <w:spacing w:after="0"/>
+            </w:pPr>
+            <w:r>
+              <w:rPr>
+                <w:rFonts w:ascii="Times New Roman" w:hAnsi="Times New Roman"/>
+                <w:b w:val="0"/>
+                <w:sz w:val="18"/>
+              </w:rPr>
+              <w:t>PASS</w:t>
+            </w:r>
+          </w:p>
+        </w:tc>
+      </w:tr>
+      <w:tr>
+        <w:tc>
+          <w:tcPr>
+            <w:tcW w:type="dxa" w:w="3135"/>
+          </w:tcPr>
+          <w:p>
+            <w:pPr>
+              <w:spacing w:after="0"/>
+            </w:pPr>
+            <w:r>
+              <w:rPr>
+                <w:rFonts w:ascii="Times New Roman" w:hAnsi="Times New Roman"/>
+                <w:b w:val="0"/>
+                <w:sz w:val="18"/>
+              </w:rPr>
+              <w:t>PRIV-02</w:t>
+            </w:r>
+          </w:p>
+        </w:tc>
+        <w:tc>
+          <w:tcPr>
+            <w:tcW w:type="dxa" w:w="3135"/>
+          </w:tcPr>
+          <w:p>
+            <w:pPr>
+              <w:spacing w:after="0"/>
+            </w:pPr>
+            <w:r>
+              <w:rPr>
+                <w:rFonts w:ascii="Times New Roman" w:hAnsi="Times New Roman"/>
+                <w:b w:val="0"/>
+                <w:sz w:val="18"/>
+              </w:rPr>
+              <w:t>Gestão não lê mensagem privada de terceiros</w:t>
+            </w:r>
+          </w:p>
+        </w:tc>
+        <w:tc>
+          <w:tcPr>
+            <w:tcW w:type="dxa" w:w="3135"/>
+          </w:tcPr>
+          <w:p>
+            <w:pPr>
+              <w:spacing w:after="0"/>
+            </w:pPr>
+            <w:r>
+              <w:rPr>
+                <w:rFonts w:ascii="Times New Roman" w:hAnsi="Times New Roman"/>
+                <w:b w:val="0"/>
+                <w:sz w:val="18"/>
+              </w:rPr>
+              <w:t>PASS</w:t>
+            </w:r>
+          </w:p>
+        </w:tc>
+      </w:tr>
+      <w:tr>
+        <w:tc>
+          <w:tcPr>
+            <w:tcW w:type="dxa" w:w="3135"/>
+          </w:tcPr>
+          <w:p>
+            <w:pPr>
+              <w:spacing w:after="0"/>
+            </w:pPr>
+            <w:r>
+              <w:rPr>
+                <w:rFonts w:ascii="Times New Roman" w:hAnsi="Times New Roman"/>
+                <w:b w:val="0"/>
+                <w:sz w:val="18"/>
+              </w:rPr>
+              <w:t>PRIV-03</w:t>
+            </w:r>
+          </w:p>
+        </w:tc>
+        <w:tc>
+          <w:tcPr>
+            <w:tcW w:type="dxa" w:w="3135"/>
+          </w:tcPr>
+          <w:p>
+            <w:pPr>
+              <w:spacing w:after="0"/>
+            </w:pPr>
+            <w:r>
+              <w:rPr>
+                <w:rFonts w:ascii="Times New Roman" w:hAnsi="Times New Roman"/>
+                <w:b w:val="0"/>
+                <w:sz w:val="18"/>
+              </w:rPr>
+              <w:t>Gestão não recebe notificação destinada ao responsável</w:t>
+            </w:r>
+          </w:p>
+        </w:tc>
+        <w:tc>
+          <w:tcPr>
+            <w:tcW w:type="dxa" w:w="3135"/>
+          </w:tcPr>
+          <w:p>
+            <w:pPr>
+              <w:spacing w:after="0"/>
+            </w:pPr>
+            <w:r>
+              <w:rPr>
+                <w:rFonts w:ascii="Times New Roman" w:hAnsi="Times New Roman"/>
+                <w:b w:val="0"/>
+                <w:sz w:val="18"/>
+              </w:rPr>
+              <w:t>PASS</w:t>
+            </w:r>
+          </w:p>
+        </w:tc>
+      </w:tr>
+      <w:tr>
+        <w:tc>
+          <w:tcPr>
+            <w:tcW w:type="dxa" w:w="3135"/>
+          </w:tcPr>
+          <w:p>
+            <w:pPr>
+              <w:spacing w:after="0"/>
+            </w:pPr>
+            <w:r>
+              <w:rPr>
+                <w:rFonts w:ascii="Times New Roman" w:hAnsi="Times New Roman"/>
+                <w:b w:val="0"/>
+                <w:sz w:val="18"/>
+              </w:rPr>
+              <w:t>PRIV-04</w:t>
+            </w:r>
+          </w:p>
+        </w:tc>
+        <w:tc>
+          <w:tcPr>
+            <w:tcW w:type="dxa" w:w="3135"/>
+          </w:tcPr>
+          <w:p>
+            <w:pPr>
+              <w:spacing w:after="0"/>
+            </w:pPr>
+            <w:r>
+              <w:rPr>
+                <w:rFonts w:ascii="Times New Roman" w:hAnsi="Times New Roman"/>
+                <w:b w:val="0"/>
+                <w:sz w:val="18"/>
+              </w:rPr>
+              <w:t>CSV de validação exclui DEMO_SEED</w:t>
+            </w:r>
+          </w:p>
+        </w:tc>
+        <w:tc>
+          <w:tcPr>
+            <w:tcW w:type="dxa" w:w="3135"/>
+          </w:tcPr>
+          <w:p>
+            <w:pPr>
+              <w:spacing w:after="0"/>
+            </w:pPr>
+            <w:r>
+              <w:rPr>
+                <w:rFonts w:ascii="Times New Roman" w:hAnsi="Times New Roman"/>
+                <w:b w:val="0"/>
+                <w:sz w:val="18"/>
+              </w:rPr>
+              <w:t>PASS</w:t>
+            </w:r>
+          </w:p>
+        </w:tc>
+      </w:tr>
+      <w:tr>
+        <w:tc>
+          <w:tcPr>
+            <w:tcW w:type="dxa" w:w="3135"/>
+          </w:tcPr>
+          <w:p>
+            <w:pPr>
+              <w:spacing w:after="0"/>
+            </w:pPr>
+            <w:r>
+              <w:rPr>
+                <w:rFonts w:ascii="Times New Roman" w:hAnsi="Times New Roman"/>
+                <w:b w:val="0"/>
+                <w:sz w:val="18"/>
+              </w:rPr>
+              <w:t>PRIV-05</w:t>
+            </w:r>
+          </w:p>
+        </w:tc>
+        <w:tc>
+          <w:tcPr>
+            <w:tcW w:type="dxa" w:w="3135"/>
+          </w:tcPr>
+          <w:p>
+            <w:pPr>
+              <w:spacing w:after="0"/>
+            </w:pPr>
+            <w:r>
+              <w:rPr>
+                <w:rFonts w:ascii="Times New Roman" w:hAnsi="Times New Roman"/>
+                <w:b w:val="0"/>
+                <w:sz w:val="18"/>
+              </w:rPr>
+              <w:t>Restauração da demo gera evento de auditoria</w:t>
+            </w:r>
+          </w:p>
+        </w:tc>
+        <w:tc>
+          <w:tcPr>
+            <w:tcW w:type="dxa" w:w="3135"/>
+          </w:tcPr>
+          <w:p>
+            <w:pPr>
+              <w:spacing w:after="0"/>
+            </w:pPr>
+            <w:r>
+              <w:rPr>
+                <w:rFonts w:ascii="Times New Roman" w:hAnsi="Times New Roman"/>
+                <w:b w:val="0"/>
+                <w:sz w:val="18"/>
+              </w:rPr>
+              <w:t>PASS</w:t>
+            </w:r>
+          </w:p>
+        </w:tc>
+      </w:tr>
+    </w:tbl>
+    <w:p>
+      <w:pPr>
+        <w:pStyle w:val="Heading1"/>
+      </w:pPr>
+      <w:r>
+        <w:t>4 CASOS FUNCIONAIS PARA A BANCA</w:t>
+      </w:r>
+    </w:p>
+    <w:tbl>
+      <w:tblPr>
+        <w:tblStyle w:val="TableGrid"/>
+        <w:tblW w:type="auto" w:w="0"/>
+        <w:jc w:val="center"/>
+        <w:tblLook w:firstColumn="1" w:firstRow="1" w:lastColumn="0" w:lastRow="0" w:noHBand="0" w:noVBand="1" w:val="04A0"/>
+      </w:tblPr>
+      <w:tblGrid>
+        <w:gridCol w:w="3135"/>
+        <w:gridCol w:w="3135"/>
+        <w:gridCol w:w="3135"/>
+      </w:tblGrid>
+      <w:tr>
+        <w:tc>
+          <w:tcPr>
+            <w:tcW w:type="dxa" w:w="3135"/>
+            <w:shd w:fill="D9E2F3"/>
+          </w:tcPr>
+          <w:p>
+            <w:pPr>
+              <w:spacing w:after="0"/>
+            </w:pPr>
+            <w:r>
+              <w:rPr>
+                <w:rFonts w:ascii="Times New Roman" w:hAnsi="Times New Roman"/>
                 <w:b/>
-                <w:sz w:val="16"/>
+                <w:sz w:val="17"/>
+              </w:rPr>
+              <w:t>ID</w:t>
+            </w:r>
+          </w:p>
+        </w:tc>
+        <w:tc>
+          <w:tcPr>
+            <w:tcW w:type="dxa" w:w="3135"/>
+            <w:shd w:fill="D9E2F3"/>
+          </w:tcPr>
+          <w:p>
+            <w:pPr>
+              <w:spacing w:after="0"/>
+            </w:pPr>
+            <w:r>
+              <w:rPr>
+                <w:rFonts w:ascii="Times New Roman" w:hAnsi="Times New Roman"/>
+                <w:b/>
+                <w:sz w:val="17"/>
+              </w:rPr>
+              <w:t>Roteiro</w:t>
+            </w:r>
+          </w:p>
+        </w:tc>
+        <w:tc>
+          <w:tcPr>
+            <w:tcW w:type="dxa" w:w="3135"/>
+            <w:shd w:fill="D9E2F3"/>
+          </w:tcPr>
+          <w:p>
+            <w:pPr>
+              <w:spacing w:after="0"/>
+            </w:pPr>
+            <w:r>
+              <w:rPr>
+                <w:rFonts w:ascii="Times New Roman" w:hAnsi="Times New Roman"/>
+                <w:b/>
+                <w:sz w:val="17"/>
               </w:rPr>
               <w:t>Resultado esperado</w:t>
             </w:r>
@@ -767,57 +1865,54 @@
         <w:tc>
           <w:tcPr>
             <w:tcW w:type="dxa" w:w="3135"/>
-            <w:vAlign w:val="center"/>
           </w:tcPr>
           <w:p>
             <w:pPr>
               <w:spacing w:after="0"/>
             </w:pPr>
-            <w:r/>
             <w:r>
               <w:rPr>
+                <w:rFonts w:ascii="Times New Roman" w:hAnsi="Times New Roman"/>
                 <w:b w:val="0"/>
-                <w:sz w:val="16"/>
+                <w:sz w:val="17"/>
               </w:rPr>
-              <w:t>CT-01</w:t>
+              <w:t>BF-01</w:t>
             </w:r>
           </w:p>
         </w:tc>
         <w:tc>
           <w:tcPr>
             <w:tcW w:type="dxa" w:w="3135"/>
-            <w:vAlign w:val="center"/>
           </w:tcPr>
           <w:p>
             <w:pPr>
               <w:spacing w:after="0"/>
             </w:pPr>
-            <w:r/>
             <w:r>
               <w:rPr>
+                <w:rFonts w:ascii="Times New Roman" w:hAnsi="Times New Roman"/>
                 <w:b w:val="0"/>
-                <w:sz w:val="16"/>
+                <w:sz w:val="17"/>
               </w:rPr>
-              <w:t>Login válido</w:t>
+              <w:t>Login como Portaria e registrar ENTRADA com SS-ALU001</w:t>
             </w:r>
           </w:p>
         </w:tc>
         <w:tc>
           <w:tcPr>
             <w:tcW w:type="dxa" w:w="3135"/>
-            <w:vAlign w:val="center"/>
           </w:tcPr>
           <w:p>
             <w:pPr>
               <w:spacing w:after="0"/>
             </w:pPr>
-            <w:r/>
             <w:r>
               <w:rPr>
+                <w:rFonts w:ascii="Times New Roman" w:hAnsi="Times New Roman"/>
                 <w:b w:val="0"/>
-                <w:sz w:val="16"/>
+                <w:sz w:val="17"/>
               </w:rPr>
-              <w:t>Usuário acessa dashboard.</w:t>
+              <w:t>Registro criado; responsáveis vinculados recebem notificação interna.</w:t>
             </w:r>
           </w:p>
         </w:tc>
@@ -826,57 +1921,54 @@
         <w:tc>
           <w:tcPr>
             <w:tcW w:type="dxa" w:w="3135"/>
-            <w:vAlign w:val="center"/>
           </w:tcPr>
           <w:p>
             <w:pPr>
               <w:spacing w:after="0"/>
             </w:pPr>
-            <w:r/>
             <w:r>
               <w:rPr>
+                <w:rFonts w:ascii="Times New Roman" w:hAnsi="Times New Roman"/>
                 <w:b w:val="0"/>
-                <w:sz w:val="16"/>
+                <w:sz w:val="17"/>
               </w:rPr>
-              <w:t>CT-02</w:t>
+              <w:t>BF-02</w:t>
             </w:r>
           </w:p>
         </w:tc>
         <w:tc>
           <w:tcPr>
             <w:tcW w:type="dxa" w:w="3135"/>
-            <w:vAlign w:val="center"/>
           </w:tcPr>
           <w:p>
             <w:pPr>
               <w:spacing w:after="0"/>
             </w:pPr>
-            <w:r/>
             <w:r>
               <w:rPr>
+                <w:rFonts w:ascii="Times New Roman" w:hAnsi="Times New Roman"/>
                 <w:b w:val="0"/>
-                <w:sz w:val="16"/>
+                <w:sz w:val="17"/>
               </w:rPr>
-              <w:t>Login inválido</w:t>
+              <w:t>Tentar nova ENTRADA para o mesmo aluno no mesmo dia</w:t>
             </w:r>
           </w:p>
         </w:tc>
         <w:tc>
           <w:tcPr>
             <w:tcW w:type="dxa" w:w="3135"/>
-            <w:vAlign w:val="center"/>
           </w:tcPr>
           <w:p>
             <w:pPr>
               <w:spacing w:after="0"/>
             </w:pPr>
-            <w:r/>
             <w:r>
               <w:rPr>
+                <w:rFonts w:ascii="Times New Roman" w:hAnsi="Times New Roman"/>
                 <w:b w:val="0"/>
-                <w:sz w:val="16"/>
+                <w:sz w:val="17"/>
               </w:rPr>
-              <w:t>Sistema recusa credenciais.</w:t>
+              <w:t>Operação recusada por sequência inválida.</w:t>
             </w:r>
           </w:p>
         </w:tc>
@@ -885,57 +1977,54 @@
         <w:tc>
           <w:tcPr>
             <w:tcW w:type="dxa" w:w="3135"/>
-            <w:vAlign w:val="center"/>
           </w:tcPr>
           <w:p>
             <w:pPr>
               <w:spacing w:after="0"/>
             </w:pPr>
-            <w:r/>
             <w:r>
               <w:rPr>
+                <w:rFonts w:ascii="Times New Roman" w:hAnsi="Times New Roman"/>
                 <w:b w:val="0"/>
-                <w:sz w:val="16"/>
+                <w:sz w:val="17"/>
               </w:rPr>
-              <w:t>CT-03</w:t>
+              <w:t>BF-03</w:t>
             </w:r>
           </w:p>
         </w:tc>
         <w:tc>
           <w:tcPr>
             <w:tcW w:type="dxa" w:w="3135"/>
-            <w:vAlign w:val="center"/>
           </w:tcPr>
           <w:p>
             <w:pPr>
               <w:spacing w:after="0"/>
             </w:pPr>
-            <w:r/>
             <w:r>
               <w:rPr>
+                <w:rFonts w:ascii="Times New Roman" w:hAnsi="Times New Roman"/>
                 <w:b w:val="0"/>
-                <w:sz w:val="16"/>
+                <w:sz w:val="17"/>
               </w:rPr>
-              <w:t>RBAC responsável</w:t>
+              <w:t>Login como Responsável</w:t>
             </w:r>
           </w:p>
         </w:tc>
         <w:tc>
           <w:tcPr>
             <w:tcW w:type="dxa" w:w="3135"/>
-            <w:vAlign w:val="center"/>
           </w:tcPr>
           <w:p>
             <w:pPr>
               <w:spacing w:after="0"/>
             </w:pPr>
-            <w:r/>
             <w:r>
               <w:rPr>
+                <w:rFonts w:ascii="Times New Roman" w:hAnsi="Times New Roman"/>
                 <w:b w:val="0"/>
-                <w:sz w:val="16"/>
+                <w:sz w:val="17"/>
               </w:rPr>
-              <w:t>Responsável vê somente alunos vinculados.</w:t>
+              <w:t>Somente alunos vinculados e suas informações permitidas são exibidos.</w:t>
             </w:r>
           </w:p>
         </w:tc>
@@ -944,57 +2033,54 @@
         <w:tc>
           <w:tcPr>
             <w:tcW w:type="dxa" w:w="3135"/>
-            <w:vAlign w:val="center"/>
           </w:tcPr>
           <w:p>
             <w:pPr>
               <w:spacing w:after="0"/>
             </w:pPr>
-            <w:r/>
             <w:r>
               <w:rPr>
+                <w:rFonts w:ascii="Times New Roman" w:hAnsi="Times New Roman"/>
                 <w:b w:val="0"/>
-                <w:sz w:val="16"/>
+                <w:sz w:val="17"/>
               </w:rPr>
-              <w:t>CT-04</w:t>
+              <w:t>BF-04</w:t>
             </w:r>
           </w:p>
         </w:tc>
         <w:tc>
           <w:tcPr>
             <w:tcW w:type="dxa" w:w="3135"/>
-            <w:vAlign w:val="center"/>
           </w:tcPr>
           <w:p>
             <w:pPr>
               <w:spacing w:after="0"/>
             </w:pPr>
-            <w:r/>
             <w:r>
               <w:rPr>
+                <w:rFonts w:ascii="Times New Roman" w:hAnsi="Times New Roman"/>
                 <w:b w:val="0"/>
-                <w:sz w:val="16"/>
+                <w:sz w:val="17"/>
               </w:rPr>
-              <w:t>Entrada válida</w:t>
+              <w:t>Exportar relatório do Responsável</w:t>
             </w:r>
           </w:p>
         </w:tc>
         <w:tc>
           <w:tcPr>
             <w:tcW w:type="dxa" w:w="3135"/>
-            <w:vAlign w:val="center"/>
           </w:tcPr>
           <w:p>
             <w:pPr>
               <w:spacing w:after="0"/>
             </w:pPr>
-            <w:r/>
             <w:r>
               <w:rPr>
+                <w:rFonts w:ascii="Times New Roman" w:hAnsi="Times New Roman"/>
                 <w:b w:val="0"/>
-                <w:sz w:val="16"/>
+                <w:sz w:val="17"/>
               </w:rPr>
-              <w:t>Presença registrada e notificação gerada.</w:t>
+              <w:t>CSV autenticado contém apenas escopo permitido.</w:t>
             </w:r>
           </w:p>
         </w:tc>
@@ -1003,57 +2089,54 @@
         <w:tc>
           <w:tcPr>
             <w:tcW w:type="dxa" w:w="3135"/>
-            <w:vAlign w:val="center"/>
           </w:tcPr>
           <w:p>
             <w:pPr>
               <w:spacing w:after="0"/>
             </w:pPr>
-            <w:r/>
             <w:r>
               <w:rPr>
+                <w:rFonts w:ascii="Times New Roman" w:hAnsi="Times New Roman"/>
                 <w:b w:val="0"/>
-                <w:sz w:val="16"/>
+                <w:sz w:val="17"/>
               </w:rPr>
-              <w:t>CT-05</w:t>
+              <w:t>BF-05</w:t>
             </w:r>
           </w:p>
         </w:tc>
         <w:tc>
           <w:tcPr>
             <w:tcW w:type="dxa" w:w="3135"/>
-            <w:vAlign w:val="center"/>
           </w:tcPr>
           <w:p>
             <w:pPr>
               <w:spacing w:after="0"/>
             </w:pPr>
-            <w:r/>
             <w:r>
               <w:rPr>
+                <w:rFonts w:ascii="Times New Roman" w:hAnsi="Times New Roman"/>
                 <w:b w:val="0"/>
-                <w:sz w:val="16"/>
+                <w:sz w:val="17"/>
               </w:rPr>
-              <w:t>Entrada duplicada</w:t>
+              <w:t>Tentar mensagem para destinatário não permitido por chamada direta</w:t>
             </w:r>
           </w:p>
         </w:tc>
         <w:tc>
           <w:tcPr>
             <w:tcW w:type="dxa" w:w="3135"/>
-            <w:vAlign w:val="center"/>
           </w:tcPr>
           <w:p>
             <w:pPr>
               <w:spacing w:after="0"/>
             </w:pPr>
-            <w:r/>
             <w:r>
               <w:rPr>
+                <w:rFonts w:ascii="Times New Roman" w:hAnsi="Times New Roman"/>
                 <w:b w:val="0"/>
-                <w:sz w:val="16"/>
+                <w:sz w:val="17"/>
               </w:rPr>
-              <w:t>Sistema bloqueia duplicidade.</w:t>
+              <w:t>Backend retorna 403.</w:t>
             </w:r>
           </w:p>
         </w:tc>
@@ -1062,57 +2145,54 @@
         <w:tc>
           <w:tcPr>
             <w:tcW w:type="dxa" w:w="3135"/>
-            <w:vAlign w:val="center"/>
           </w:tcPr>
           <w:p>
             <w:pPr>
               <w:spacing w:after="0"/>
             </w:pPr>
-            <w:r/>
             <w:r>
               <w:rPr>
+                <w:rFonts w:ascii="Times New Roman" w:hAnsi="Times New Roman"/>
                 <w:b w:val="0"/>
-                <w:sz w:val="16"/>
+                <w:sz w:val="17"/>
               </w:rPr>
-              <w:t>CT-06</w:t>
+              <w:t>BF-06</w:t>
             </w:r>
           </w:p>
         </w:tc>
         <w:tc>
           <w:tcPr>
             <w:tcW w:type="dxa" w:w="3135"/>
-            <w:vAlign w:val="center"/>
           </w:tcPr>
           <w:p>
             <w:pPr>
               <w:spacing w:after="0"/>
             </w:pPr>
-            <w:r/>
             <w:r>
               <w:rPr>
+                <w:rFonts w:ascii="Times New Roman" w:hAnsi="Times New Roman"/>
                 <w:b w:val="0"/>
-                <w:sz w:val="16"/>
+                <w:sz w:val="17"/>
               </w:rPr>
-              <w:t>Saída válida</w:t>
+              <w:t>Login como Gestão e consultar auditoria</w:t>
             </w:r>
           </w:p>
         </w:tc>
         <w:tc>
           <w:tcPr>
             <w:tcW w:type="dxa" w:w="3135"/>
-            <w:vAlign w:val="center"/>
           </w:tcPr>
           <w:p>
             <w:pPr>
               <w:spacing w:after="0"/>
             </w:pPr>
-            <w:r/>
             <w:r>
               <w:rPr>
+                <w:rFonts w:ascii="Times New Roman" w:hAnsi="Times New Roman"/>
                 <w:b w:val="0"/>
-                <w:sz w:val="16"/>
+                <w:sz w:val="17"/>
               </w:rPr>
-              <w:t>Saída registrada após entrada.</w:t>
+              <w:t>Eventos críticos aparecem com usuário, ação e data/hora.</w:t>
             </w:r>
           </w:p>
         </w:tc>
@@ -1121,57 +2201,54 @@
         <w:tc>
           <w:tcPr>
             <w:tcW w:type="dxa" w:w="3135"/>
-            <w:vAlign w:val="center"/>
           </w:tcPr>
           <w:p>
             <w:pPr>
               <w:spacing w:after="0"/>
             </w:pPr>
-            <w:r/>
             <w:r>
               <w:rPr>
+                <w:rFonts w:ascii="Times New Roman" w:hAnsi="Times New Roman"/>
                 <w:b w:val="0"/>
-                <w:sz w:val="16"/>
+                <w:sz w:val="17"/>
               </w:rPr>
-              <w:t>CT-07</w:t>
+              <w:t>BF-07</w:t>
             </w:r>
           </w:p>
         </w:tc>
         <w:tc>
           <w:tcPr>
             <w:tcW w:type="dxa" w:w="3135"/>
-            <w:vAlign w:val="center"/>
           </w:tcPr>
           <w:p>
             <w:pPr>
               <w:spacing w:after="0"/>
             </w:pPr>
-            <w:r/>
             <w:r>
               <w:rPr>
+                <w:rFonts w:ascii="Times New Roman" w:hAnsi="Times New Roman"/>
                 <w:b w:val="0"/>
-                <w:sz w:val="16"/>
+                <w:sz w:val="17"/>
               </w:rPr>
-              <w:t>Cadastro aluno</w:t>
+              <w:t>Registrar feedback real e exportar validação</w:t>
             </w:r>
           </w:p>
         </w:tc>
         <w:tc>
           <w:tcPr>
             <w:tcW w:type="dxa" w:w="3135"/>
-            <w:vAlign w:val="center"/>
           </w:tcPr>
           <w:p>
             <w:pPr>
               <w:spacing w:after="0"/>
             </w:pPr>
-            <w:r/>
             <w:r>
               <w:rPr>
+                <w:rFonts w:ascii="Times New Roman" w:hAnsi="Times New Roman"/>
                 <w:b w:val="0"/>
-                <w:sz w:val="16"/>
+                <w:sz w:val="17"/>
               </w:rPr>
-              <w:t>Gestão cadastra aluno com token único.</w:t>
+              <w:t>CSV contém APRESENTACAO e não contém DEMO_SEED.</w:t>
             </w:r>
           </w:p>
         </w:tc>
@@ -1180,176 +2257,54 @@
         <w:tc>
           <w:tcPr>
             <w:tcW w:type="dxa" w:w="3135"/>
-            <w:vAlign w:val="center"/>
           </w:tcPr>
           <w:p>
             <w:pPr>
               <w:spacing w:after="0"/>
             </w:pPr>
-            <w:r/>
             <w:r>
               <w:rPr>
+                <w:rFonts w:ascii="Times New Roman" w:hAnsi="Times New Roman"/>
                 <w:b w:val="0"/>
-                <w:sz w:val="16"/>
+                <w:sz w:val="17"/>
               </w:rPr>
-              <w:t>CT-08</w:t>
+              <w:t>BF-08</w:t>
             </w:r>
           </w:p>
         </w:tc>
         <w:tc>
           <w:tcPr>
             <w:tcW w:type="dxa" w:w="3135"/>
-            <w:vAlign w:val="center"/>
           </w:tcPr>
           <w:p>
             <w:pPr>
               <w:spacing w:after="0"/>
             </w:pPr>
-            <w:r/>
             <w:r>
               <w:rPr>
+                <w:rFonts w:ascii="Times New Roman" w:hAnsi="Times New Roman"/>
                 <w:b w:val="0"/>
-                <w:sz w:val="16"/>
+                <w:sz w:val="17"/>
               </w:rPr>
-              <w:t>Exportação CSV</w:t>
+              <w:t>Restaurar a demonstração</w:t>
             </w:r>
           </w:p>
         </w:tc>
         <w:tc>
           <w:tcPr>
             <w:tcW w:type="dxa" w:w="3135"/>
-            <w:vAlign w:val="center"/>
-          </w:tcPr>
-          <w:p>
-            <w:pPr>
-              <w:spacing w:after="0"/>
-            </w:pPr>
-            <w:r/>
-            <w:r>
-              <w:rPr>
-                <w:b w:val="0"/>
-                <w:sz w:val="16"/>
-              </w:rPr>
-              <w:t>Relatório CSV é baixado.</w:t>
-            </w:r>
-          </w:p>
-        </w:tc>
-      </w:tr>
-      <w:tr>
-        <w:tc>
-          <w:tcPr>
-            <w:tcW w:type="dxa" w:w="3135"/>
-            <w:vAlign w:val="center"/>
-          </w:tcPr>
-          <w:p>
-            <w:pPr>
-              <w:spacing w:after="0"/>
-            </w:pPr>
-            <w:r/>
-            <w:r>
-              <w:rPr>
-                <w:b w:val="0"/>
-                <w:sz w:val="16"/>
-              </w:rPr>
-              <w:t>CT-09</w:t>
-            </w:r>
-          </w:p>
-        </w:tc>
-        <w:tc>
-          <w:tcPr>
-            <w:tcW w:type="dxa" w:w="3135"/>
-            <w:vAlign w:val="center"/>
-          </w:tcPr>
-          <w:p>
-            <w:pPr>
-              <w:spacing w:after="0"/>
-            </w:pPr>
-            <w:r/>
-            <w:r>
-              <w:rPr>
-                <w:b w:val="0"/>
-                <w:sz w:val="16"/>
-              </w:rPr>
-              <w:t>Auditoria</w:t>
-            </w:r>
-          </w:p>
-        </w:tc>
-        <w:tc>
-          <w:tcPr>
-            <w:tcW w:type="dxa" w:w="3135"/>
-            <w:vAlign w:val="center"/>
-          </w:tcPr>
-          <w:p>
-            <w:pPr>
-              <w:spacing w:after="0"/>
-            </w:pPr>
-            <w:r/>
-            <w:r>
-              <w:rPr>
-                <w:b w:val="0"/>
-                <w:sz w:val="16"/>
-              </w:rPr>
-              <w:t>Ações críticas aparecem na trilha.</w:t>
-            </w:r>
-          </w:p>
-        </w:tc>
-      </w:tr>
-      <w:tr>
-        <w:tc>
-          <w:tcPr>
-            <w:tcW w:type="dxa" w:w="3135"/>
-            <w:vAlign w:val="center"/>
-          </w:tcPr>
-          <w:p>
-            <w:pPr>
-              <w:spacing w:after="0"/>
-            </w:pPr>
-            <w:r/>
-            <w:r>
-              <w:rPr>
-                <w:b w:val="0"/>
-                <w:sz w:val="16"/>
-              </w:rPr>
-              <w:t>CT-10</w:t>
-            </w:r>
-          </w:p>
-        </w:tc>
-        <w:tc>
-          <w:tcPr>
-            <w:tcW w:type="dxa" w:w="3135"/>
-            <w:vAlign w:val="center"/>
-          </w:tcPr>
-          <w:p>
-            <w:pPr>
-              <w:spacing w:after="0"/>
-            </w:pPr>
-            <w:r/>
-            <w:r>
-              <w:rPr>
-                <w:b w:val="0"/>
-                <w:sz w:val="16"/>
-              </w:rPr>
-              <w:t>Feedback</w:t>
-            </w:r>
-          </w:p>
-        </w:tc>
-        <w:tc>
-          <w:tcPr>
-            <w:tcW w:type="dxa" w:w="3135"/>
-            <w:vAlign w:val="center"/>
           </w:tcPr>
           <w:p>
             <w:pPr>
               <w:spacing w:after="0"/>
             </w:pPr>
             <w:r>
-              <w:t>Avaliação acadêmica controlada é registrada.</w:t>
-            </w:r>
-            <w:r>
               <w:rPr>
+                <w:rFonts w:ascii="Times New Roman" w:hAnsi="Times New Roman"/>
                 <w:b w:val="0"/>
-                <w:sz w:val="16"/>
+                <w:sz w:val="17"/>
               </w:rPr>
+              <w:t>Seed é restaurada, ação auditada e sessão atual invalidada.</w:t>
             </w:r>
           </w:p>
         </w:tc>
@@ -1360,7 +2315,25 @@
         <w:pStyle w:val="Heading1"/>
       </w:pPr>
       <w:r>
-        <w:t>4. RESULTADOS</w:t>
+        <w:t>5 LIMITAÇÕES DOS TESTES</w:t>
+      </w:r>
+    </w:p>
+    <w:p>
+      <w:pPr>
+        <w:spacing w:line="360" w:lineRule="auto"/>
+        <w:ind w:firstLine="709"/>
+        <w:jc w:val="both"/>
+      </w:pPr>
+      <w:r>
+        <w:t>A suíte não substitui teste de carga, pentest, homologação de acessibilidade, avaliação jurídica/LGPD, teste de integração com hardware ou serviços externos. Esses itens pertencem a uma eventual evolução para produção. O RNF de desempenho de até 2 segundos permanece uma meta a medir com procedimento reproduzível antes de ser apresentado como atendido.</w:t>
+      </w:r>
+    </w:p>
+    <w:p>
+      <w:pPr>
+        <w:pStyle w:val="Heading1"/>
+      </w:pPr>
+      <w:r>
+        <w:t>6 CRITÉRIOS DE ACEITE</w:t>
       </w:r>
     </w:p>
     <w:tbl>
@@ -1378,8 +2351,7 @@
         <w:tc>
           <w:tcPr>
             <w:tcW w:type="dxa" w:w="4702"/>
-            <w:vAlign w:val="center"/>
-            <w:shd w:fill="D9E8E8"/>
+            <w:shd w:fill="D9E2F3"/>
           </w:tcPr>
           <w:p>
             <w:pPr>
@@ -1387,298 +2359,7 @@
             </w:pPr>
             <w:r>
               <w:rPr>
-                <w:b/>
-              </w:rPr>
-            </w:r>
-            <w:r>
-              <w:rPr>
-                <w:b/>
-                <w:sz w:val="18"/>
-              </w:rPr>
-              <w:t>Categoria</w:t>
-            </w:r>
-          </w:p>
-        </w:tc>
-        <w:tc>
-          <w:tcPr>
-            <w:tcW w:type="dxa" w:w="4702"/>
-            <w:vAlign w:val="center"/>
-            <w:shd w:fill="D9E8E8"/>
-          </w:tcPr>
-          <w:p>
-            <w:pPr>
-              <w:spacing w:after="0"/>
-            </w:pPr>
-            <w:r>
-              <w:rPr>
-                <w:b/>
-              </w:rPr>
-            </w:r>
-            <w:r>
-              <w:rPr>
-                <w:b/>
-                <w:sz w:val="18"/>
-              </w:rPr>
-              <w:t>Resultado</w:t>
-            </w:r>
-          </w:p>
-        </w:tc>
-      </w:tr>
-      <w:tr>
-        <w:tc>
-          <w:tcPr>
-            <w:tcW w:type="dxa" w:w="4702"/>
-            <w:vAlign w:val="center"/>
-          </w:tcPr>
-          <w:p>
-            <w:pPr>
-              <w:spacing w:after="0"/>
-            </w:pPr>
-            <w:r/>
-            <w:r>
-              <w:rPr>
-                <w:b w:val="0"/>
-                <w:sz w:val="18"/>
-              </w:rPr>
-              <w:t>Automatizados</w:t>
-            </w:r>
-          </w:p>
-        </w:tc>
-        <w:tc>
-          <w:tcPr>
-            <w:tcW w:type="dxa" w:w="4702"/>
-            <w:vAlign w:val="center"/>
-          </w:tcPr>
-          <w:p>
-            <w:pPr>
-              <w:spacing w:after="0"/>
-            </w:pPr>
-            <w:r/>
-            <w:r>
-              <w:rPr>
-                <w:b w:val="0"/>
-                <w:sz w:val="18"/>
-              </w:rPr>
-              <w:t>Todos os testes de domínio e segurança executados com sucesso no ambiente de desenvolvimento.</w:t>
-            </w:r>
-          </w:p>
-        </w:tc>
-      </w:tr>
-      <w:tr>
-        <w:tc>
-          <w:tcPr>
-            <w:tcW w:type="dxa" w:w="4702"/>
-            <w:vAlign w:val="center"/>
-          </w:tcPr>
-          <w:p>
-            <w:pPr>
-              <w:spacing w:after="0"/>
-            </w:pPr>
-            <w:r/>
-            <w:r>
-              <w:rPr>
-                <w:b w:val="0"/>
-                <w:sz w:val="18"/>
-              </w:rPr>
-              <w:t>Funcionais</w:t>
-            </w:r>
-          </w:p>
-        </w:tc>
-        <w:tc>
-          <w:tcPr>
-            <w:tcW w:type="dxa" w:w="4702"/>
-            <w:vAlign w:val="center"/>
-          </w:tcPr>
-          <w:p>
-            <w:pPr>
-              <w:spacing w:after="0"/>
-            </w:pPr>
-            <w:r/>
-            <w:r>
-              <w:rPr>
-                <w:b w:val="0"/>
-                <w:sz w:val="18"/>
-              </w:rPr>
-              <w:t>Fluxos principais de login, presença, notificações, relatórios e mensagens validados.</w:t>
-            </w:r>
-          </w:p>
-        </w:tc>
-      </w:tr>
-      <w:tr>
-        <w:tc>
-          <w:tcPr>
-            <w:tcW w:type="dxa" w:w="4702"/>
-            <w:vAlign w:val="center"/>
-          </w:tcPr>
-          <w:p>
-            <w:pPr>
-              <w:spacing w:after="0"/>
-            </w:pPr>
-            <w:r/>
-            <w:r>
-              <w:rPr>
-                <w:b w:val="0"/>
-                <w:sz w:val="18"/>
-              </w:rPr>
-              <w:t>Usabilidade</w:t>
-            </w:r>
-          </w:p>
-        </w:tc>
-        <w:tc>
-          <w:tcPr>
-            <w:tcW w:type="dxa" w:w="4702"/>
-            <w:vAlign w:val="center"/>
-          </w:tcPr>
-          <w:p>
-            <w:pPr>
-              <w:spacing w:after="0"/>
-            </w:pPr>
-            <w:r>
-              <w:t>Cenários de validação acadêmica concluídos com taxa satisfatória.</w:t>
-            </w:r>
-            <w:r>
-              <w:rPr>
-                <w:b w:val="0"/>
-                <w:sz w:val="18"/>
-              </w:rPr>
-            </w:r>
-          </w:p>
-        </w:tc>
-      </w:tr>
-      <w:tr>
-        <w:tc>
-          <w:tcPr>
-            <w:tcW w:type="dxa" w:w="4702"/>
-            <w:vAlign w:val="center"/>
-          </w:tcPr>
-          <w:p>
-            <w:pPr>
-              <w:spacing w:after="0"/>
-            </w:pPr>
-            <w:r/>
-            <w:r>
-              <w:rPr>
-                <w:b w:val="0"/>
-                <w:sz w:val="18"/>
-              </w:rPr>
-              <w:t>Segurança</w:t>
-            </w:r>
-          </w:p>
-        </w:tc>
-        <w:tc>
-          <w:tcPr>
-            <w:tcW w:type="dxa" w:w="4702"/>
-            <w:vAlign w:val="center"/>
-          </w:tcPr>
-          <w:p>
-            <w:pPr>
-              <w:spacing w:after="0"/>
-            </w:pPr>
-            <w:r/>
-            <w:r>
-              <w:rPr>
-                <w:b w:val="0"/>
-                <w:sz w:val="18"/>
-              </w:rPr>
-              <w:t>MVP usa hash de senha, sessão temporária e autorização por perfil.</w:t>
-            </w:r>
-          </w:p>
-        </w:tc>
-      </w:tr>
-      <w:tr>
-        <w:tc>
-          <w:tcPr>
-            <w:tcW w:type="dxa" w:w="4702"/>
-            <w:vAlign w:val="center"/>
-          </w:tcPr>
-          <w:p>
-            <w:pPr>
-              <w:spacing w:after="0"/>
-            </w:pPr>
-            <w:r/>
-            <w:r>
-              <w:rPr>
-                <w:b w:val="0"/>
-                <w:sz w:val="18"/>
-              </w:rPr>
-              <w:t>Limitação</w:t>
-            </w:r>
-          </w:p>
-        </w:tc>
-        <w:tc>
-          <w:tcPr>
-            <w:tcW w:type="dxa" w:w="4702"/>
-            <w:vAlign w:val="center"/>
-          </w:tcPr>
-          <w:p>
-            <w:pPr>
-              <w:spacing w:after="0"/>
-            </w:pPr>
-            <w:r/>
-            <w:r>
-              <w:rPr>
-                <w:b w:val="0"/>
-                <w:sz w:val="18"/>
-              </w:rPr>
-              <w:t>O MVP não substitui pentest nem homologação produtiva.</w:t>
-            </w:r>
-          </w:p>
-        </w:tc>
-      </w:tr>
-    </w:tbl>
-    <w:p>
-      <w:pPr>
-        <w:pStyle w:val="Heading1"/>
-      </w:pPr>
-      <w:r>
-        <w:t>5. EVIDÊNCIAS</w:t>
-      </w:r>
-    </w:p>
-    <w:p>
-      <w:pPr>
-        <w:jc w:val="both"/>
-      </w:pPr>
-      <w:r>
-        <w:t>As evidências técnicas estão no código-fonte do MVP, nos scripts de teste e no checklist de conformidade do pacote final. Recomenda-se executar npm test antes da apresentação para confirmar o ambiente local.</w:t>
-      </w:r>
-    </w:p>
-    <w:p>
-      <w:pPr>
-        <w:pStyle w:val="Heading1"/>
-      </w:pPr>
-      <w:r>
-        <w:t>6. CRITÉRIOS DE ACEITE</w:t>
-      </w:r>
-    </w:p>
-    <w:tbl>
-      <w:tblPr>
-        <w:tblStyle w:val="TableGrid"/>
-        <w:tblW w:type="auto" w:w="0"/>
-        <w:jc w:val="center"/>
-        <w:tblLook w:firstColumn="1" w:firstRow="1" w:lastColumn="0" w:lastRow="0" w:noHBand="0" w:noVBand="1" w:val="04A0"/>
-      </w:tblPr>
-      <w:tblGrid>
-        <w:gridCol w:w="4702"/>
-        <w:gridCol w:w="4702"/>
-      </w:tblGrid>
-      <w:tr>
-        <w:tc>
-          <w:tcPr>
-            <w:tcW w:type="dxa" w:w="4702"/>
-            <w:vAlign w:val="center"/>
-            <w:shd w:fill="D9E8E8"/>
-          </w:tcPr>
-          <w:p>
-            <w:pPr>
-              <w:spacing w:after="0"/>
-            </w:pPr>
-            <w:r>
-              <w:rPr>
-                <w:b/>
-              </w:rPr>
-            </w:r>
-            <w:r>
-              <w:rPr>
+                <w:rFonts w:ascii="Times New Roman" w:hAnsi="Times New Roman"/>
                 <w:b/>
                 <w:sz w:val="18"/>
               </w:rPr>
@@ -1689,8 +2370,7 @@
         <w:tc>
           <w:tcPr>
             <w:tcW w:type="dxa" w:w="4702"/>
-            <w:vAlign w:val="center"/>
-            <w:shd w:fill="D9E8E8"/>
+            <w:shd w:fill="D9E2F3"/>
           </w:tcPr>
           <w:p>
             <w:pPr>
@@ -1698,15 +2378,11 @@
             </w:pPr>
             <w:r>
               <w:rPr>
-                <w:b/>
-              </w:rPr>
-            </w:r>
-            <w:r>
-              <w:rPr>
+                <w:rFonts w:ascii="Times New Roman" w:hAnsi="Times New Roman"/>
                 <w:b/>
                 <w:sz w:val="18"/>
               </w:rPr>
-              <w:t>Status</w:t>
+              <w:t>Situação V2</w:t>
             </w:r>
           </w:p>
         </w:tc>
@@ -1715,38 +2391,36 @@
         <w:tc>
           <w:tcPr>
             <w:tcW w:type="dxa" w:w="4702"/>
-            <w:vAlign w:val="center"/>
           </w:tcPr>
           <w:p>
             <w:pPr>
               <w:spacing w:after="0"/>
             </w:pPr>
-            <w:r/>
             <w:r>
               <w:rPr>
+                <w:rFonts w:ascii="Times New Roman" w:hAnsi="Times New Roman"/>
                 <w:b w:val="0"/>
                 <w:sz w:val="18"/>
               </w:rPr>
-              <w:t>MVP inicia localmente</w:t>
+              <w:t>Sintaxe do backend/frontend</w:t>
             </w:r>
           </w:p>
         </w:tc>
         <w:tc>
           <w:tcPr>
             <w:tcW w:type="dxa" w:w="4702"/>
-            <w:vAlign w:val="center"/>
           </w:tcPr>
           <w:p>
             <w:pPr>
               <w:spacing w:after="0"/>
             </w:pPr>
-            <w:r/>
             <w:r>
               <w:rPr>
+                <w:rFonts w:ascii="Times New Roman" w:hAnsi="Times New Roman"/>
                 <w:b w:val="0"/>
                 <w:sz w:val="18"/>
               </w:rPr>
-              <w:t>Atendido</w:t>
+              <w:t>Deve ser validada no CI e/ou localmente antes da apresentação.</w:t>
             </w:r>
           </w:p>
         </w:tc>
@@ -1755,39 +2429,36 @@
         <w:tc>
           <w:tcPr>
             <w:tcW w:type="dxa" w:w="4702"/>
-            <w:vAlign w:val="center"/>
           </w:tcPr>
           <w:p>
             <w:pPr>
               <w:spacing w:after="0"/>
             </w:pPr>
             <w:r>
-              <w:t>Perfis de apresentação acessam</w:t>
-            </w:r>
-            <w:r>
               <w:rPr>
+                <w:rFonts w:ascii="Times New Roman" w:hAnsi="Times New Roman"/>
                 <w:b w:val="0"/>
                 <w:sz w:val="18"/>
               </w:rPr>
+              <w:t>Suíte automatizada</w:t>
             </w:r>
           </w:p>
         </w:tc>
         <w:tc>
           <w:tcPr>
             <w:tcW w:type="dxa" w:w="4702"/>
-            <w:vAlign w:val="center"/>
           </w:tcPr>
           <w:p>
             <w:pPr>
               <w:spacing w:after="0"/>
             </w:pPr>
-            <w:r/>
             <w:r>
               <w:rPr>
+                <w:rFonts w:ascii="Times New Roman" w:hAnsi="Times New Roman"/>
                 <w:b w:val="0"/>
                 <w:sz w:val="18"/>
               </w:rPr>
-              <w:t>Atendido</w:t>
+              <w:t>24/24 na execução local da revisão.</w:t>
             </w:r>
           </w:p>
         </w:tc>
@@ -1796,38 +2467,36 @@
         <w:tc>
           <w:tcPr>
             <w:tcW w:type="dxa" w:w="4702"/>
-            <w:vAlign w:val="center"/>
           </w:tcPr>
           <w:p>
             <w:pPr>
               <w:spacing w:after="0"/>
             </w:pPr>
-            <w:r/>
             <w:r>
               <w:rPr>
+                <w:rFonts w:ascii="Times New Roman" w:hAnsi="Times New Roman"/>
                 <w:b w:val="0"/>
                 <w:sz w:val="18"/>
               </w:rPr>
-              <w:t>Registro de presença gera notificação</w:t>
+              <w:t>Autorização server-side</w:t>
             </w:r>
           </w:p>
         </w:tc>
         <w:tc>
           <w:tcPr>
             <w:tcW w:type="dxa" w:w="4702"/>
-            <w:vAlign w:val="center"/>
           </w:tcPr>
           <w:p>
             <w:pPr>
               <w:spacing w:after="0"/>
             </w:pPr>
-            <w:r/>
             <w:r>
               <w:rPr>
+                <w:rFonts w:ascii="Times New Roman" w:hAnsi="Times New Roman"/>
                 <w:b w:val="0"/>
                 <w:sz w:val="18"/>
               </w:rPr>
-              <w:t>Atendido</w:t>
+              <w:t>Coberta por testes de API e privacidade.</w:t>
             </w:r>
           </w:p>
         </w:tc>
@@ -1836,38 +2505,36 @@
         <w:tc>
           <w:tcPr>
             <w:tcW w:type="dxa" w:w="4702"/>
-            <w:vAlign w:val="center"/>
           </w:tcPr>
           <w:p>
             <w:pPr>
               <w:spacing w:after="0"/>
             </w:pPr>
-            <w:r/>
             <w:r>
               <w:rPr>
+                <w:rFonts w:ascii="Times New Roman" w:hAnsi="Times New Roman"/>
                 <w:b w:val="0"/>
                 <w:sz w:val="18"/>
               </w:rPr>
-              <w:t>Relatórios e CSV funcionam</w:t>
+              <w:t>Dados de pesquisa</w:t>
             </w:r>
           </w:p>
         </w:tc>
         <w:tc>
           <w:tcPr>
             <w:tcW w:type="dxa" w:w="4702"/>
-            <w:vAlign w:val="center"/>
           </w:tcPr>
           <w:p>
             <w:pPr>
               <w:spacing w:after="0"/>
             </w:pPr>
-            <w:r/>
             <w:r>
               <w:rPr>
+                <w:rFonts w:ascii="Times New Roman" w:hAnsi="Times New Roman"/>
                 <w:b w:val="0"/>
                 <w:sz w:val="18"/>
               </w:rPr>
-              <w:t>Atendido</w:t>
+              <w:t>Parcial: somente coleta real pode fechar a evidência primária.</w:t>
             </w:r>
           </w:p>
         </w:tc>
@@ -1876,128 +2543,49 @@
         <w:tc>
           <w:tcPr>
             <w:tcW w:type="dxa" w:w="4702"/>
-            <w:vAlign w:val="center"/>
           </w:tcPr>
           <w:p>
             <w:pPr>
               <w:spacing w:after="0"/>
             </w:pPr>
-            <w:r/>
             <w:r>
               <w:rPr>
+                <w:rFonts w:ascii="Times New Roman" w:hAnsi="Times New Roman"/>
                 <w:b w:val="0"/>
                 <w:sz w:val="18"/>
               </w:rPr>
-              <w:t>Auditoria registra ações</w:t>
+              <w:t>MVP de produção</w:t>
             </w:r>
           </w:p>
         </w:tc>
         <w:tc>
           <w:tcPr>
             <w:tcW w:type="dxa" w:w="4702"/>
-            <w:vAlign w:val="center"/>
-          </w:tcPr>
-          <w:p>
-            <w:pPr>
-              <w:spacing w:after="0"/>
-            </w:pPr>
-            <w:r/>
-            <w:r>
-              <w:rPr>
-                <w:b w:val="0"/>
-                <w:sz w:val="18"/>
-              </w:rPr>
-              <w:t>Atendido</w:t>
-            </w:r>
-          </w:p>
-        </w:tc>
-      </w:tr>
-      <w:tr>
-        <w:tc>
-          <w:tcPr>
-            <w:tcW w:type="dxa" w:w="4702"/>
-            <w:vAlign w:val="center"/>
           </w:tcPr>
           <w:p>
             <w:pPr>
               <w:spacing w:after="0"/>
             </w:pPr>
             <w:r>
-              <w:t>Dados pessoais de estudantes ausentes do MVP</w:t>
-            </w:r>
-            <w:r>
               <w:rPr>
+                <w:rFonts w:ascii="Times New Roman" w:hAnsi="Times New Roman"/>
                 <w:b w:val="0"/>
                 <w:sz w:val="18"/>
               </w:rPr>
-            </w:r>
-          </w:p>
-        </w:tc>
-        <w:tc>
-          <w:tcPr>
-            <w:tcW w:type="dxa" w:w="4702"/>
-            <w:vAlign w:val="center"/>
-          </w:tcPr>
-          <w:p>
-            <w:pPr>
-              <w:spacing w:after="0"/>
-            </w:pPr>
-            <w:r/>
-            <w:r>
-              <w:rPr>
-                <w:b w:val="0"/>
-                <w:sz w:val="18"/>
-              </w:rPr>
-              <w:t>Atendido</w:t>
+              <w:t>Não aplicável: projeto é demonstração acadêmica.</w:t>
             </w:r>
           </w:p>
         </w:tc>
       </w:tr>
     </w:tbl>
     <w:sectPr>
-      <w:headerReference w:type="default" r:id="rId9"/>
-      <w:footerReference w:type="default" r:id="rId10"/>
       <w:pgSz w:w="12240" w:h="15840"/>
-      <w:pgMar w:top="1701" w:right="1134" w:bottom="1134" w:left="1701" w:header="709" w:footer="709" w:gutter="0"/>
+      <w:pgMar w:top="1701" w:right="1134" w:bottom="1134" w:left="1701" w:header="720" w:footer="720" w:gutter="0"/>
       <w:cols w:space="720"/>
       <w:docGrid w:linePitch="360"/>
     </w:sectPr>
   </w:body>
 </w:document>
-</file>
-
-<file path=word/footer1.xml><?xml version="1.0" encoding="utf-8"?>
-<w:ftr xmlns:m="http://schemas.openxmlformats.org/officeDocument/2006/math" xmlns:mc="http://schemas.openxmlformats.org/markup-compatibility/2006" xmlns:mo="http://schemas.microsoft.com/office/mac/office/2008/main" xmlns:mv="urn:schemas-microsoft-com:mac:vml" xmlns:o="urn:schemas-microsoft-com:office:office" xmlns:r="http://schemas.openxmlformats.org/officeDocument/2006/relationships" xmlns:v="urn:schemas-microsoft-com:vml" xmlns:w10="urn:schemas-microsoft-com:office:word" xmlns:w14="http://schemas.microsoft.com/office/word/2010/wordml" xmlns:w="http://schemas.openxmlformats.org/wordprocessingml/2006/main" xmlns:wne="http://schemas.microsoft.com/office/word/2006/wordml" xmlns:wp14="http://schemas.microsoft.com/office/word/2010/wordprocessingDrawing" xmlns:wp="http://schemas.openxmlformats.org/drawingml/2006/wordprocessingDrawing" xmlns:wpc="http://schemas.microsoft.com/office/word/2010/wordprocessingCanvas" xmlns:wpg="http://schemas.microsoft.com/office/word/2010/wordprocessingGroup" xmlns:wpi="http://schemas.microsoft.com/office/word/2010/wordprocessingInk" xmlns:wps="http://schemas.microsoft.com/office/word/2010/wordprocessingShape" mc:Ignorable="w14 wp14">
-  <w:p>
-    <w:pPr>
-      <w:pStyle w:val="Footer"/>
-      <w:jc w:val="center"/>
-    </w:pPr>
-    <w:r>
-      <w:rPr>
-        <w:sz w:val="18"/>
-      </w:rPr>
-      <w:t>Prof. Altemar Sales de Oliveira | Gerente: Richardson Conceição Ferreira | V1</w:t>
-    </w:r>
-  </w:p>
-</w:ftr>
-</file>
-
-<file path=word/header1.xml><?xml version="1.0" encoding="utf-8"?>
-<w:hdr xmlns:m="http://schemas.openxmlformats.org/officeDocument/2006/math" xmlns:mc="http://schemas.openxmlformats.org/markup-compatibility/2006" xmlns:mo="http://schemas.microsoft.com/office/mac/office/2008/main" xmlns:mv="urn:schemas-microsoft-com:mac:vml" xmlns:o="urn:schemas-microsoft-com:office:office" xmlns:r="http://schemas.openxmlformats.org/officeDocument/2006/relationships" xmlns:v="urn:schemas-microsoft-com:vml" xmlns:w10="urn:schemas-microsoft-com:office:word" xmlns:w14="http://schemas.microsoft.com/office/word/2010/wordml" xmlns:w="http://schemas.openxmlformats.org/wordprocessingml/2006/main" xmlns:wne="http://schemas.microsoft.com/office/word/2006/wordml" xmlns:wp14="http://schemas.microsoft.com/office/word/2010/wordprocessingDrawing" xmlns:wp="http://schemas.openxmlformats.org/drawingml/2006/wordprocessingDrawing" xmlns:wpc="http://schemas.microsoft.com/office/word/2010/wordprocessingCanvas" xmlns:wpg="http://schemas.microsoft.com/office/word/2010/wordprocessingGroup" xmlns:wpi="http://schemas.microsoft.com/office/word/2010/wordprocessingInk" xmlns:wps="http://schemas.microsoft.com/office/word/2010/wordprocessingShape" mc:Ignorable="w14 wp14">
-  <w:p>
-    <w:pPr>
-      <w:pStyle w:val="Header"/>
-      <w:jc w:val="center"/>
-    </w:pPr>
-    <w:r>
-      <w:rPr>
-        <w:sz w:val="18"/>
-      </w:rPr>
-      <w:t>Safe Student - Práticas Extensionistas Integradoras VI</w:t>
-    </w:r>
-  </w:p>
-</w:hdr>
 </file>
 
 <file path=word/numbering.xml><?xml version="1.0" encoding="utf-8"?>
@@ -2363,11 +2951,8 @@
     <w:name w:val="Normal"/>
     <w:qFormat/>
     <w:rsid w:val="00FC693F"/>
-    <w:pPr>
-      <w:spacing w:line="360" w:lineRule="auto" w:after="120"/>
-    </w:pPr>
     <w:rPr>
-      <w:rFonts w:ascii="Times New Roman" w:hAnsi="Times New Roman" w:eastAsia="Times New Roman"/>
+      <w:rFonts w:ascii="Times New Roman" w:hAnsi="Times New Roman"/>
       <w:sz w:val="24"/>
     </w:rPr>
   </w:style>
@@ -2430,11 +3015,11 @@
       <w:outlineLvl w:val="0"/>
     </w:pPr>
     <w:rPr>
-      <w:rFonts w:asciiTheme="majorHAnsi" w:eastAsiaTheme="majorEastAsia" w:hAnsiTheme="majorHAnsi" w:cstheme="majorBidi" w:ascii="Times New Roman" w:hAnsi="Times New Roman" w:eastAsia="Times New Roman"/>
+      <w:rFonts w:asciiTheme="majorHAnsi" w:eastAsiaTheme="majorEastAsia" w:hAnsiTheme="majorHAnsi" w:cstheme="majorBidi" w:ascii="Times New Roman" w:hAnsi="Times New Roman"/>
       <w:b/>
       <w:bCs/>
-      <w:color w:val="1F4E79"/>
-      <w:sz w:val="32"/>
+      <w:color w:val="365F91" w:themeColor="accent1" w:themeShade="BF"/>
+      <w:sz w:val="28"/>
       <w:szCs w:val="28"/>
     </w:rPr>
   </w:style>
@@ -2454,11 +3039,11 @@
       <w:outlineLvl w:val="1"/>
     </w:pPr>
     <w:rPr>
-      <w:rFonts w:asciiTheme="majorHAnsi" w:eastAsiaTheme="majorEastAsia" w:hAnsiTheme="majorHAnsi" w:cstheme="majorBidi" w:ascii="Times New Roman" w:hAnsi="Times New Roman" w:eastAsia="Times New Roman"/>
+      <w:rFonts w:asciiTheme="majorHAnsi" w:eastAsiaTheme="majorEastAsia" w:hAnsiTheme="majorHAnsi" w:cstheme="majorBidi" w:ascii="Times New Roman" w:hAnsi="Times New Roman"/>
       <w:b/>
       <w:bCs/>
-      <w:color w:val="1F4E79"/>
-      <w:sz w:val="28"/>
+      <w:color w:val="4F81BD" w:themeColor="accent1"/>
+      <w:sz w:val="24"/>
       <w:szCs w:val="26"/>
     </w:rPr>
   </w:style>
@@ -2478,11 +3063,10 @@
       <w:outlineLvl w:val="2"/>
     </w:pPr>
     <w:rPr>
-      <w:rFonts w:asciiTheme="majorHAnsi" w:eastAsiaTheme="majorEastAsia" w:hAnsiTheme="majorHAnsi" w:cstheme="majorBidi" w:ascii="Times New Roman" w:hAnsi="Times New Roman" w:eastAsia="Times New Roman"/>
+      <w:rFonts w:asciiTheme="majorHAnsi" w:eastAsiaTheme="majorEastAsia" w:hAnsiTheme="majorHAnsi" w:cstheme="majorBidi"/>
       <w:b/>
       <w:bCs/>
-      <w:color w:val="1F4E79"/>
-      <w:sz w:val="24"/>
+      <w:color w:val="4F81BD" w:themeColor="accent1"/>
     </w:rPr>
   </w:style>
   <w:style w:type="paragraph" w:styleId="Heading4">
